--- a/複評文件!!!!!!/二技第115208組-CoLoGrowth-系統手冊.docx
+++ b/複評文件!!!!!!/二技第115208組-CoLoGrowth-系統手冊.docx
@@ -1,6 +1,6 @@
 
 <file path=word/document.xml><?xml version="1.0" encoding="utf-8"?>
-<w:document xmlns:wpc="http://schemas.microsoft.com/office/word/2010/wordprocessingCanvas" xmlns:cx="http://schemas.microsoft.com/office/drawing/2014/chartex" xmlns:cx1="http://schemas.microsoft.com/office/drawing/2015/9/8/chartex" xmlns:cx2="http://schemas.microsoft.com/office/drawing/2015/10/21/chartex" xmlns:cx3="http://schemas.microsoft.com/office/drawing/2016/5/9/chartex" xmlns:cx4="http://schemas.microsoft.com/office/drawing/2016/5/10/chartex" xmlns:cx5="http://schemas.microsoft.com/office/drawing/2016/5/11/chartex" xmlns:cx6="http://schemas.microsoft.com/office/drawing/2016/5/12/chartex" xmlns:cx7="http://schemas.microsoft.com/office/drawing/2016/5/13/chartex" xmlns:cx8="http://schemas.microsoft.com/office/drawing/2016/5/14/chartex" xmlns:mc="http://schemas.openxmlformats.org/markup-compatibility/2006" xmlns:aink="http://schemas.microsoft.com/office/drawing/2016/ink" xmlns:am3d="http://schemas.microsoft.com/office/drawing/2017/model3d" xmlns:o="urn:schemas-microsoft-com:office:office" xmlns:r="http://schemas.openxmlformats.org/officeDocument/2006/relationships" xmlns:m="http://schemas.openxmlformats.org/officeDocument/2006/math" xmlns:v="urn:schemas-microsoft-com:vml" xmlns:wp14="http://schemas.microsoft.com/office/word/2010/wordprocessingDrawing" xmlns:wp="http://schemas.openxmlformats.org/drawingml/2006/wordprocessingDrawing" xmlns:w10="urn:schemas-microsoft-com:office:word" xmlns:w="http://schemas.openxmlformats.org/wordprocessingml/2006/main" xmlns:w14="http://schemas.microsoft.com/office/word/2010/wordml" xmlns:w15="http://schemas.microsoft.com/office/word/2012/wordml" xmlns:w16cid="http://schemas.microsoft.com/office/word/2016/wordml/cid" xmlns:w16se="http://schemas.microsoft.com/office/word/2015/wordml/symex" xmlns:wpg="http://schemas.microsoft.com/office/word/2010/wordprocessingGroup" xmlns:wpi="http://schemas.microsoft.com/office/word/2010/wordprocessingInk" xmlns:wne="http://schemas.microsoft.com/office/word/2006/wordml" xmlns:wps="http://schemas.microsoft.com/office/word/2010/wordprocessingShape" mc:Ignorable="w14 w15 w16se w16cid wp14">
+<w:document xmlns:wpc="http://schemas.microsoft.com/office/word/2010/wordprocessingCanvas" xmlns:cx="http://schemas.microsoft.com/office/drawing/2014/chartex" xmlns:cx1="http://schemas.microsoft.com/office/drawing/2015/9/8/chartex" xmlns:cx2="http://schemas.microsoft.com/office/drawing/2015/10/21/chartex" xmlns:cx3="http://schemas.microsoft.com/office/drawing/2016/5/9/chartex" xmlns:cx4="http://schemas.microsoft.com/office/drawing/2016/5/10/chartex" xmlns:cx5="http://schemas.microsoft.com/office/drawing/2016/5/11/chartex" xmlns:cx6="http://schemas.microsoft.com/office/drawing/2016/5/12/chartex" xmlns:cx7="http://schemas.microsoft.com/office/drawing/2016/5/13/chartex" xmlns:cx8="http://schemas.microsoft.com/office/drawing/2016/5/14/chartex" xmlns:mc="http://schemas.openxmlformats.org/markup-compatibility/2006" xmlns:m="http://schemas.openxmlformats.org/officeDocument/2006/math" xmlns:aink="http://schemas.microsoft.com/office/drawing/2016/ink" xmlns:am3d="http://schemas.microsoft.com/office/drawing/2017/model3d" xmlns:oel="http://schemas.microsoft.com/office/2019/extlst" xmlns:r="http://schemas.openxmlformats.org/officeDocument/2006/relationships" xmlns:wp14="http://schemas.microsoft.com/office/word/2010/wordprocessingDrawing" xmlns:wp="http://schemas.openxmlformats.org/drawingml/2006/wordprocessingDrawing" xmlns:wpg="http://schemas.microsoft.com/office/word/2010/wordprocessingGroup" xmlns:wpi="http://schemas.microsoft.com/office/word/2010/wordprocessingInk" xmlns:wps="http://schemas.microsoft.com/office/word/2010/wordprocessingShape" xmlns:o="urn:schemas-microsoft-com:office:office" xmlns:v="urn:schemas-microsoft-com:vml" xmlns:w10="urn:schemas-microsoft-com:office:word" xmlns:w="http://schemas.openxmlformats.org/wordprocessingml/2006/main" xmlns:w14="http://schemas.microsoft.com/office/word/2010/wordml" xmlns:w15="http://schemas.microsoft.com/office/word/2012/wordml" xmlns:w16cex="http://schemas.microsoft.com/office/word/2018/wordml/cex" xmlns:w16cid="http://schemas.microsoft.com/office/word/2016/wordml/cid" xmlns:w16="http://schemas.microsoft.com/office/word/2018/wordml" xmlns:w16sdtdh="http://schemas.microsoft.com/office/word/2020/wordml/sdtdatahash" xmlns:w16sdtfl="http://schemas.microsoft.com/office/word/2024/wordml/sdtformatlock" xmlns:w16se="http://schemas.microsoft.com/office/word/2015/wordml/symex" xmlns:w16du="http://schemas.microsoft.com/office/word/2023/wordml/word16du" xmlns:wne="http://schemas.microsoft.com/office/word/2006/wordml" mc:Ignorable="w14 w15 w16se w16cid w16 w16cex w16sdtdh w16sdtfl w16du wp14">
   <w:body>
     <w:p>
       <w:pPr>
@@ -15,23 +15,7 @@
           <w:rFonts w:ascii="Times New Roman" w:hAnsi="Times New Roman" w:hint="eastAsia"/>
           <w:sz w:val="72"/>
         </w:rPr>
-        <w:t>國立</w:t>
-      </w:r>
-      <w:proofErr w:type="gramStart"/>
-      <w:r>
-        <w:rPr>
-          <w:rFonts w:ascii="Times New Roman" w:hAnsi="Times New Roman" w:hint="eastAsia"/>
-          <w:sz w:val="72"/>
-        </w:rPr>
-        <w:t>臺</w:t>
-      </w:r>
-      <w:proofErr w:type="gramEnd"/>
-      <w:r>
-        <w:rPr>
-          <w:rFonts w:ascii="Times New Roman" w:hAnsi="Times New Roman" w:hint="eastAsia"/>
-          <w:sz w:val="72"/>
-        </w:rPr>
-        <w:t>北商業大學</w:t>
+        <w:t>國立臺北商業大學</w:t>
       </w:r>
     </w:p>
     <w:p>
@@ -127,17 +111,8 @@
           <w:rFonts w:ascii="Times New Roman" w:hAnsi="Times New Roman" w:cs="Arial"/>
           <w:sz w:val="48"/>
         </w:rPr>
-        <w:t>115</w:t>
-      </w:r>
-      <w:proofErr w:type="gramStart"/>
-      <w:r>
-        <w:rPr>
-          <w:rFonts w:ascii="Times New Roman" w:hAnsi="Times New Roman" w:cs="Arial"/>
-          <w:sz w:val="48"/>
-        </w:rPr>
-        <w:t>’</w:t>
-      </w:r>
-      <w:proofErr w:type="gramEnd"/>
+        <w:t>115’</w:t>
+      </w:r>
       <w:r>
         <w:rPr>
           <w:rFonts w:ascii="Times New Roman" w:hAnsi="Times New Roman" w:hint="eastAsia"/>
@@ -453,6 +428,7 @@
           <w:bCs/>
           <w:sz w:val="40"/>
         </w:rPr>
+        <w:lastRenderedPageBreak/>
         <w:t>組</w:t>
       </w:r>
       <w:r>
@@ -489,9 +465,18 @@
           <w:bCs/>
           <w:sz w:val="40"/>
         </w:rPr>
-        <w:t>謝子</w:t>
-      </w:r>
-      <w:proofErr w:type="gramStart"/>
+        <w:t>謝子祈</w:t>
+      </w:r>
+      <w:r>
+        <w:rPr>
+          <w:rFonts w:ascii="Times New Roman" w:hAnsi="Times New Roman"/>
+          <w:b/>
+          <w:bCs/>
+          <w:sz w:val="40"/>
+        </w:rPr>
+        <w:tab/>
+        <w:t xml:space="preserve">11436032 </w:t>
+      </w:r>
       <w:r>
         <w:rPr>
           <w:rFonts w:ascii="Times New Roman" w:hAnsi="Times New Roman" w:hint="eastAsia"/>
@@ -499,39 +484,8 @@
           <w:bCs/>
           <w:sz w:val="40"/>
         </w:rPr>
-        <w:t>祈</w:t>
-      </w:r>
-      <w:proofErr w:type="gramEnd"/>
-      <w:r>
-        <w:rPr>
-          <w:rFonts w:ascii="Times New Roman" w:hAnsi="Times New Roman"/>
-          <w:b/>
-          <w:bCs/>
-          <w:sz w:val="40"/>
-        </w:rPr>
-        <w:tab/>
-        <w:t xml:space="preserve">11436032 </w:t>
-      </w:r>
-      <w:r>
-        <w:rPr>
-          <w:rFonts w:ascii="Times New Roman" w:hAnsi="Times New Roman" w:hint="eastAsia"/>
-          <w:b/>
-          <w:bCs/>
-          <w:sz w:val="40"/>
-        </w:rPr>
-        <w:t>吳育</w:t>
-      </w:r>
-      <w:proofErr w:type="gramStart"/>
-      <w:r>
-        <w:rPr>
-          <w:rFonts w:ascii="Times New Roman" w:hAnsi="Times New Roman" w:hint="eastAsia"/>
-          <w:b/>
-          <w:bCs/>
-          <w:sz w:val="40"/>
-        </w:rPr>
-        <w:t>臻</w:t>
-      </w:r>
-      <w:proofErr w:type="gramEnd"/>
+        <w:t>吳育臻</w:t>
+      </w:r>
     </w:p>
     <w:p>
       <w:pPr>
@@ -540,7 +494,7 @@
         <w:ind w:leftChars="990" w:left="2376"/>
         <w:jc w:val="both"/>
         <w:rPr>
-          <w:rFonts w:ascii="Times New Roman" w:hAnsi="Times New Roman" w:hint="eastAsia"/>
+          <w:rFonts w:ascii="Times New Roman" w:hAnsi="Times New Roman"/>
           <w:b/>
           <w:bCs/>
           <w:sz w:val="40"/>
@@ -2529,7 +2483,6 @@
       <w:pPr>
         <w:jc w:val="center"/>
         <w:rPr>
-          <w:rFonts w:hint="eastAsia"/>
           <w:b/>
           <w:sz w:val="36"/>
         </w:rPr>
@@ -4012,7 +3965,6 @@
       <w:pPr>
         <w:jc w:val="center"/>
         <w:rPr>
-          <w:rFonts w:hint="eastAsia"/>
           <w:sz w:val="36"/>
         </w:rPr>
       </w:pPr>
@@ -5504,7 +5456,6 @@
     <w:p>
       <w:pPr>
         <w:rPr>
-          <w:rFonts w:hint="eastAsia"/>
           <w:sz w:val="36"/>
         </w:rPr>
       </w:pPr>
@@ -5513,7 +5464,6 @@
       <w:pPr>
         <w:outlineLvl w:val="0"/>
         <w:rPr>
-          <w:rFonts w:hint="eastAsia"/>
           <w:sz w:val="36"/>
         </w:rPr>
         <w:sectPr>
@@ -5661,7 +5611,6 @@
     <w:p>
       <w:pPr>
         <w:rPr>
-          <w:rFonts w:hint="eastAsia"/>
           <w:sz w:val="28"/>
         </w:rPr>
       </w:pPr>
@@ -5670,7 +5619,6 @@
       <w:pPr>
         <w:pStyle w:val="a5"/>
         <w:rPr>
-          <w:rFonts w:hint="eastAsia"/>
           <w:sz w:val="28"/>
         </w:rPr>
       </w:pPr>
@@ -5771,7 +5719,6 @@
     <w:p>
       <w:pPr>
         <w:rPr>
-          <w:rFonts w:hint="eastAsia"/>
           <w:sz w:val="36"/>
         </w:rPr>
       </w:pPr>
@@ -6020,7 +5967,6 @@
     <w:p>
       <w:pPr>
         <w:rPr>
-          <w:rFonts w:hint="eastAsia"/>
           <w:sz w:val="36"/>
         </w:rPr>
       </w:pPr>
@@ -6162,7 +6108,6 @@
       <w:pPr>
         <w:pStyle w:val="a5"/>
         <w:rPr>
-          <w:rFonts w:hint="eastAsia"/>
           <w:sz w:val="28"/>
         </w:rPr>
       </w:pPr>
@@ -6250,7 +6195,6 @@
     <w:p>
       <w:pPr>
         <w:rPr>
-          <w:rFonts w:hint="eastAsia"/>
           <w:sz w:val="36"/>
         </w:rPr>
       </w:pPr>
@@ -6479,7 +6423,6 @@
     <w:p>
       <w:pPr>
         <w:rPr>
-          <w:rFonts w:hint="eastAsia"/>
           <w:sz w:val="36"/>
         </w:rPr>
       </w:pPr>
@@ -6487,7 +6430,6 @@
     <w:p>
       <w:pPr>
         <w:rPr>
-          <w:rFonts w:hint="eastAsia"/>
           <w:sz w:val="36"/>
         </w:rPr>
         <w:sectPr>
@@ -6497,8 +6439,6 @@
           <w:docGrid w:type="lines" w:linePitch="360"/>
         </w:sectPr>
       </w:pPr>
-      <w:bookmarkStart w:id="12" w:name="_GoBack"/>
-      <w:bookmarkEnd w:id="12"/>
     </w:p>
     <w:p>
       <w:pPr>
@@ -6514,7 +6454,7 @@
           <w:sz w:val="36"/>
         </w:rPr>
       </w:pPr>
-      <w:bookmarkStart w:id="13" w:name="_Toc241275192"/>
+      <w:bookmarkStart w:id="12" w:name="_Toc241275192"/>
       <w:r>
         <w:rPr>
           <w:rFonts w:hint="eastAsia"/>
@@ -6523,6 +6463,94 @@
         <w:lastRenderedPageBreak/>
         <w:t>需求模型</w:t>
       </w:r>
+      <w:bookmarkEnd w:id="12"/>
+    </w:p>
+    <w:p>
+      <w:pPr>
+        <w:pStyle w:val="a5"/>
+        <w:rPr>
+          <w:sz w:val="28"/>
+        </w:rPr>
+      </w:pPr>
+      <w:bookmarkStart w:id="13" w:name="_Toc241275689"/>
+      <w:r>
+        <w:rPr>
+          <w:rFonts w:hint="eastAsia"/>
+          <w:sz w:val="28"/>
+        </w:rPr>
+        <w:t>圖</w:t>
+      </w:r>
+      <w:r>
+        <w:rPr>
+          <w:rFonts w:hint="eastAsia"/>
+          <w:sz w:val="28"/>
+        </w:rPr>
+        <w:t xml:space="preserve"> </w:t>
+      </w:r>
+      <w:r>
+        <w:rPr>
+          <w:sz w:val="28"/>
+        </w:rPr>
+        <w:fldChar w:fldCharType="begin"/>
+      </w:r>
+      <w:r>
+        <w:rPr>
+          <w:sz w:val="28"/>
+        </w:rPr>
+        <w:instrText xml:space="preserve"> </w:instrText>
+      </w:r>
+      <w:r>
+        <w:rPr>
+          <w:rFonts w:hint="eastAsia"/>
+          <w:sz w:val="28"/>
+        </w:rPr>
+        <w:instrText xml:space="preserve">SEQ </w:instrText>
+      </w:r>
+      <w:r>
+        <w:rPr>
+          <w:rFonts w:hint="eastAsia"/>
+          <w:sz w:val="28"/>
+        </w:rPr>
+        <w:instrText>圖</w:instrText>
+      </w:r>
+      <w:r>
+        <w:rPr>
+          <w:rFonts w:hint="eastAsia"/>
+          <w:sz w:val="28"/>
+        </w:rPr>
+        <w:instrText xml:space="preserve"> \* ARABIC</w:instrText>
+      </w:r>
+      <w:r>
+        <w:rPr>
+          <w:sz w:val="28"/>
+        </w:rPr>
+        <w:instrText xml:space="preserve"> </w:instrText>
+      </w:r>
+      <w:r>
+        <w:rPr>
+          <w:sz w:val="28"/>
+        </w:rPr>
+        <w:fldChar w:fldCharType="separate"/>
+      </w:r>
+      <w:r>
+        <w:rPr>
+          <w:noProof/>
+          <w:sz w:val="28"/>
+        </w:rPr>
+        <w:t>5</w:t>
+      </w:r>
+      <w:r>
+        <w:rPr>
+          <w:sz w:val="28"/>
+        </w:rPr>
+        <w:fldChar w:fldCharType="end"/>
+      </w:r>
+      <w:r>
+        <w:rPr>
+          <w:sz w:val="28"/>
+        </w:rPr>
+        <w:t>-1</w:t>
+      </w:r>
       <w:bookmarkEnd w:id="13"/>
     </w:p>
     <w:p>
@@ -6532,13 +6560,13 @@
           <w:sz w:val="28"/>
         </w:rPr>
       </w:pPr>
-      <w:bookmarkStart w:id="14" w:name="_Toc241275689"/>
-      <w:r>
-        <w:rPr>
-          <w:rFonts w:hint="eastAsia"/>
-          <w:sz w:val="28"/>
-        </w:rPr>
-        <w:t>圖</w:t>
+      <w:bookmarkStart w:id="14" w:name="_Toc241275815"/>
+      <w:r>
+        <w:rPr>
+          <w:rFonts w:hint="eastAsia"/>
+          <w:sz w:val="28"/>
+        </w:rPr>
+        <w:t>表</w:t>
       </w:r>
       <w:r>
         <w:rPr>
@@ -6571,7 +6599,7 @@
           <w:rFonts w:hint="eastAsia"/>
           <w:sz w:val="28"/>
         </w:rPr>
-        <w:instrText>圖</w:instrText>
+        <w:instrText>表</w:instrText>
       </w:r>
       <w:r>
         <w:rPr>
@@ -6615,97 +6643,7 @@
     </w:p>
     <w:p>
       <w:pPr>
-        <w:pStyle w:val="a5"/>
-        <w:rPr>
-          <w:rFonts w:hint="eastAsia"/>
-          <w:sz w:val="28"/>
-        </w:rPr>
-      </w:pPr>
-      <w:bookmarkStart w:id="15" w:name="_Toc241275815"/>
-      <w:r>
-        <w:rPr>
-          <w:rFonts w:hint="eastAsia"/>
-          <w:sz w:val="28"/>
-        </w:rPr>
-        <w:t>表</w:t>
-      </w:r>
-      <w:r>
-        <w:rPr>
-          <w:rFonts w:hint="eastAsia"/>
-          <w:sz w:val="28"/>
-        </w:rPr>
-        <w:t xml:space="preserve"> </w:t>
-      </w:r>
-      <w:r>
-        <w:rPr>
-          <w:sz w:val="28"/>
-        </w:rPr>
-        <w:fldChar w:fldCharType="begin"/>
-      </w:r>
-      <w:r>
-        <w:rPr>
-          <w:sz w:val="28"/>
-        </w:rPr>
-        <w:instrText xml:space="preserve"> </w:instrText>
-      </w:r>
-      <w:r>
-        <w:rPr>
-          <w:rFonts w:hint="eastAsia"/>
-          <w:sz w:val="28"/>
-        </w:rPr>
-        <w:instrText xml:space="preserve">SEQ </w:instrText>
-      </w:r>
-      <w:r>
-        <w:rPr>
-          <w:rFonts w:hint="eastAsia"/>
-          <w:sz w:val="28"/>
-        </w:rPr>
-        <w:instrText>表</w:instrText>
-      </w:r>
-      <w:r>
-        <w:rPr>
-          <w:rFonts w:hint="eastAsia"/>
-          <w:sz w:val="28"/>
-        </w:rPr>
-        <w:instrText xml:space="preserve"> \* ARABIC</w:instrText>
-      </w:r>
-      <w:r>
-        <w:rPr>
-          <w:sz w:val="28"/>
-        </w:rPr>
-        <w:instrText xml:space="preserve"> </w:instrText>
-      </w:r>
-      <w:r>
-        <w:rPr>
-          <w:sz w:val="28"/>
-        </w:rPr>
-        <w:fldChar w:fldCharType="separate"/>
-      </w:r>
-      <w:r>
-        <w:rPr>
-          <w:noProof/>
-          <w:sz w:val="28"/>
-        </w:rPr>
-        <w:t>5</w:t>
-      </w:r>
-      <w:r>
-        <w:rPr>
-          <w:sz w:val="28"/>
-        </w:rPr>
-        <w:fldChar w:fldCharType="end"/>
-      </w:r>
-      <w:r>
-        <w:rPr>
-          <w:sz w:val="28"/>
-        </w:rPr>
-        <w:t>-1</w:t>
-      </w:r>
-      <w:bookmarkEnd w:id="15"/>
-    </w:p>
-    <w:p>
-      <w:pPr>
-        <w:rPr>
-          <w:rFonts w:hint="eastAsia"/>
+        <w:rPr>
           <w:sz w:val="36"/>
         </w:rPr>
       </w:pPr>
@@ -6714,7 +6652,6 @@
       <w:pPr>
         <w:jc w:val="center"/>
         <w:rPr>
-          <w:rFonts w:hint="eastAsia"/>
           <w:sz w:val="36"/>
         </w:rPr>
         <w:sectPr>
@@ -6739,7 +6676,7 @@
           <w:sz w:val="36"/>
         </w:rPr>
       </w:pPr>
-      <w:bookmarkStart w:id="16" w:name="_Toc241275193"/>
+      <w:bookmarkStart w:id="15" w:name="_Toc241275193"/>
       <w:r>
         <w:rPr>
           <w:rFonts w:hint="eastAsia"/>
@@ -6748,6 +6685,94 @@
         <w:lastRenderedPageBreak/>
         <w:t>設計模型</w:t>
       </w:r>
+      <w:bookmarkEnd w:id="15"/>
+    </w:p>
+    <w:p>
+      <w:pPr>
+        <w:pStyle w:val="a5"/>
+        <w:rPr>
+          <w:sz w:val="48"/>
+        </w:rPr>
+      </w:pPr>
+      <w:bookmarkStart w:id="16" w:name="_Toc241275690"/>
+      <w:r>
+        <w:rPr>
+          <w:rFonts w:hint="eastAsia"/>
+          <w:sz w:val="28"/>
+        </w:rPr>
+        <w:t>圖</w:t>
+      </w:r>
+      <w:r>
+        <w:rPr>
+          <w:rFonts w:hint="eastAsia"/>
+          <w:sz w:val="28"/>
+        </w:rPr>
+        <w:t xml:space="preserve"> </w:t>
+      </w:r>
+      <w:r>
+        <w:rPr>
+          <w:sz w:val="28"/>
+        </w:rPr>
+        <w:fldChar w:fldCharType="begin"/>
+      </w:r>
+      <w:r>
+        <w:rPr>
+          <w:sz w:val="28"/>
+        </w:rPr>
+        <w:instrText xml:space="preserve"> </w:instrText>
+      </w:r>
+      <w:r>
+        <w:rPr>
+          <w:rFonts w:hint="eastAsia"/>
+          <w:sz w:val="28"/>
+        </w:rPr>
+        <w:instrText xml:space="preserve">SEQ </w:instrText>
+      </w:r>
+      <w:r>
+        <w:rPr>
+          <w:rFonts w:hint="eastAsia"/>
+          <w:sz w:val="28"/>
+        </w:rPr>
+        <w:instrText>圖</w:instrText>
+      </w:r>
+      <w:r>
+        <w:rPr>
+          <w:rFonts w:hint="eastAsia"/>
+          <w:sz w:val="28"/>
+        </w:rPr>
+        <w:instrText xml:space="preserve"> \* ARABIC</w:instrText>
+      </w:r>
+      <w:r>
+        <w:rPr>
+          <w:sz w:val="28"/>
+        </w:rPr>
+        <w:instrText xml:space="preserve"> </w:instrText>
+      </w:r>
+      <w:r>
+        <w:rPr>
+          <w:sz w:val="28"/>
+        </w:rPr>
+        <w:fldChar w:fldCharType="separate"/>
+      </w:r>
+      <w:r>
+        <w:rPr>
+          <w:noProof/>
+          <w:sz w:val="28"/>
+        </w:rPr>
+        <w:t>6</w:t>
+      </w:r>
+      <w:r>
+        <w:rPr>
+          <w:sz w:val="28"/>
+        </w:rPr>
+        <w:fldChar w:fldCharType="end"/>
+      </w:r>
+      <w:r>
+        <w:rPr>
+          <w:sz w:val="28"/>
+        </w:rPr>
+        <w:t>-1</w:t>
+      </w:r>
       <w:bookmarkEnd w:id="16"/>
     </w:p>
     <w:p>
@@ -6757,13 +6782,13 @@
           <w:sz w:val="48"/>
         </w:rPr>
       </w:pPr>
-      <w:bookmarkStart w:id="17" w:name="_Toc241275690"/>
-      <w:r>
-        <w:rPr>
-          <w:rFonts w:hint="eastAsia"/>
-          <w:sz w:val="28"/>
-        </w:rPr>
-        <w:t>圖</w:t>
+      <w:bookmarkStart w:id="17" w:name="_Toc241275816"/>
+      <w:r>
+        <w:rPr>
+          <w:rFonts w:hint="eastAsia"/>
+          <w:sz w:val="28"/>
+        </w:rPr>
+        <w:t>表</w:t>
       </w:r>
       <w:r>
         <w:rPr>
@@ -6796,7 +6821,7 @@
           <w:rFonts w:hint="eastAsia"/>
           <w:sz w:val="28"/>
         </w:rPr>
-        <w:instrText>圖</w:instrText>
+        <w:instrText>表</w:instrText>
       </w:r>
       <w:r>
         <w:rPr>
@@ -6840,96 +6865,7 @@
     </w:p>
     <w:p>
       <w:pPr>
-        <w:pStyle w:val="a5"/>
-        <w:rPr>
-          <w:sz w:val="48"/>
-        </w:rPr>
-      </w:pPr>
-      <w:bookmarkStart w:id="18" w:name="_Toc241275816"/>
-      <w:r>
-        <w:rPr>
-          <w:rFonts w:hint="eastAsia"/>
-          <w:sz w:val="28"/>
-        </w:rPr>
-        <w:t>表</w:t>
-      </w:r>
-      <w:r>
-        <w:rPr>
-          <w:rFonts w:hint="eastAsia"/>
-          <w:sz w:val="28"/>
-        </w:rPr>
-        <w:t xml:space="preserve"> </w:t>
-      </w:r>
-      <w:r>
-        <w:rPr>
-          <w:sz w:val="28"/>
-        </w:rPr>
-        <w:fldChar w:fldCharType="begin"/>
-      </w:r>
-      <w:r>
-        <w:rPr>
-          <w:sz w:val="28"/>
-        </w:rPr>
-        <w:instrText xml:space="preserve"> </w:instrText>
-      </w:r>
-      <w:r>
-        <w:rPr>
-          <w:rFonts w:hint="eastAsia"/>
-          <w:sz w:val="28"/>
-        </w:rPr>
-        <w:instrText xml:space="preserve">SEQ </w:instrText>
-      </w:r>
-      <w:r>
-        <w:rPr>
-          <w:rFonts w:hint="eastAsia"/>
-          <w:sz w:val="28"/>
-        </w:rPr>
-        <w:instrText>表</w:instrText>
-      </w:r>
-      <w:r>
-        <w:rPr>
-          <w:rFonts w:hint="eastAsia"/>
-          <w:sz w:val="28"/>
-        </w:rPr>
-        <w:instrText xml:space="preserve"> \* ARABIC</w:instrText>
-      </w:r>
-      <w:r>
-        <w:rPr>
-          <w:sz w:val="28"/>
-        </w:rPr>
-        <w:instrText xml:space="preserve"> </w:instrText>
-      </w:r>
-      <w:r>
-        <w:rPr>
-          <w:sz w:val="28"/>
-        </w:rPr>
-        <w:fldChar w:fldCharType="separate"/>
-      </w:r>
-      <w:r>
-        <w:rPr>
-          <w:noProof/>
-          <w:sz w:val="28"/>
-        </w:rPr>
-        <w:t>6</w:t>
-      </w:r>
-      <w:r>
-        <w:rPr>
-          <w:sz w:val="28"/>
-        </w:rPr>
-        <w:fldChar w:fldCharType="end"/>
-      </w:r>
-      <w:r>
-        <w:rPr>
-          <w:sz w:val="28"/>
-        </w:rPr>
-        <w:t>-1</w:t>
-      </w:r>
-      <w:bookmarkEnd w:id="18"/>
-    </w:p>
-    <w:p>
-      <w:pPr>
-        <w:rPr>
-          <w:rFonts w:hint="eastAsia"/>
+        <w:rPr>
           <w:sz w:val="36"/>
         </w:rPr>
       </w:pPr>
@@ -6968,7 +6904,7 @@
           <w:sz w:val="36"/>
         </w:rPr>
       </w:pPr>
-      <w:bookmarkStart w:id="19" w:name="_Toc241275194"/>
+      <w:bookmarkStart w:id="18" w:name="_Toc241275194"/>
       <w:r>
         <w:rPr>
           <w:rFonts w:hint="eastAsia"/>
@@ -6977,6 +6913,94 @@
         <w:lastRenderedPageBreak/>
         <w:t>實作模型</w:t>
       </w:r>
+      <w:bookmarkEnd w:id="18"/>
+    </w:p>
+    <w:p>
+      <w:pPr>
+        <w:pStyle w:val="a5"/>
+        <w:rPr>
+          <w:sz w:val="28"/>
+        </w:rPr>
+      </w:pPr>
+      <w:bookmarkStart w:id="19" w:name="_Toc241275691"/>
+      <w:r>
+        <w:rPr>
+          <w:rFonts w:hint="eastAsia"/>
+          <w:sz w:val="28"/>
+        </w:rPr>
+        <w:t>圖</w:t>
+      </w:r>
+      <w:r>
+        <w:rPr>
+          <w:rFonts w:hint="eastAsia"/>
+          <w:sz w:val="28"/>
+        </w:rPr>
+        <w:t xml:space="preserve"> </w:t>
+      </w:r>
+      <w:r>
+        <w:rPr>
+          <w:sz w:val="28"/>
+        </w:rPr>
+        <w:fldChar w:fldCharType="begin"/>
+      </w:r>
+      <w:r>
+        <w:rPr>
+          <w:sz w:val="28"/>
+        </w:rPr>
+        <w:instrText xml:space="preserve"> </w:instrText>
+      </w:r>
+      <w:r>
+        <w:rPr>
+          <w:rFonts w:hint="eastAsia"/>
+          <w:sz w:val="28"/>
+        </w:rPr>
+        <w:instrText xml:space="preserve">SEQ </w:instrText>
+      </w:r>
+      <w:r>
+        <w:rPr>
+          <w:rFonts w:hint="eastAsia"/>
+          <w:sz w:val="28"/>
+        </w:rPr>
+        <w:instrText>圖</w:instrText>
+      </w:r>
+      <w:r>
+        <w:rPr>
+          <w:rFonts w:hint="eastAsia"/>
+          <w:sz w:val="28"/>
+        </w:rPr>
+        <w:instrText xml:space="preserve"> \* ARABIC</w:instrText>
+      </w:r>
+      <w:r>
+        <w:rPr>
+          <w:sz w:val="28"/>
+        </w:rPr>
+        <w:instrText xml:space="preserve"> </w:instrText>
+      </w:r>
+      <w:r>
+        <w:rPr>
+          <w:sz w:val="28"/>
+        </w:rPr>
+        <w:fldChar w:fldCharType="separate"/>
+      </w:r>
+      <w:r>
+        <w:rPr>
+          <w:noProof/>
+          <w:sz w:val="28"/>
+        </w:rPr>
+        <w:t>7</w:t>
+      </w:r>
+      <w:r>
+        <w:rPr>
+          <w:sz w:val="28"/>
+        </w:rPr>
+        <w:fldChar w:fldCharType="end"/>
+      </w:r>
+      <w:r>
+        <w:rPr>
+          <w:sz w:val="28"/>
+        </w:rPr>
+        <w:t>-1</w:t>
+      </w:r>
       <w:bookmarkEnd w:id="19"/>
     </w:p>
     <w:p>
@@ -6986,13 +7010,13 @@
           <w:sz w:val="28"/>
         </w:rPr>
       </w:pPr>
-      <w:bookmarkStart w:id="20" w:name="_Toc241275691"/>
-      <w:r>
-        <w:rPr>
-          <w:rFonts w:hint="eastAsia"/>
-          <w:sz w:val="28"/>
-        </w:rPr>
-        <w:t>圖</w:t>
+      <w:bookmarkStart w:id="20" w:name="_Toc241275817"/>
+      <w:r>
+        <w:rPr>
+          <w:rFonts w:hint="eastAsia"/>
+          <w:sz w:val="28"/>
+        </w:rPr>
+        <w:t>表</w:t>
       </w:r>
       <w:r>
         <w:rPr>
@@ -7025,7 +7049,7 @@
           <w:rFonts w:hint="eastAsia"/>
           <w:sz w:val="28"/>
         </w:rPr>
-        <w:instrText>圖</w:instrText>
+        <w:instrText>表</w:instrText>
       </w:r>
       <w:r>
         <w:rPr>
@@ -7069,97 +7093,7 @@
     </w:p>
     <w:p>
       <w:pPr>
-        <w:pStyle w:val="a5"/>
-        <w:rPr>
-          <w:rFonts w:hint="eastAsia"/>
-          <w:sz w:val="28"/>
-        </w:rPr>
-      </w:pPr>
-      <w:bookmarkStart w:id="21" w:name="_Toc241275817"/>
-      <w:r>
-        <w:rPr>
-          <w:rFonts w:hint="eastAsia"/>
-          <w:sz w:val="28"/>
-        </w:rPr>
-        <w:t>表</w:t>
-      </w:r>
-      <w:r>
-        <w:rPr>
-          <w:rFonts w:hint="eastAsia"/>
-          <w:sz w:val="28"/>
-        </w:rPr>
-        <w:t xml:space="preserve"> </w:t>
-      </w:r>
-      <w:r>
-        <w:rPr>
-          <w:sz w:val="28"/>
-        </w:rPr>
-        <w:fldChar w:fldCharType="begin"/>
-      </w:r>
-      <w:r>
-        <w:rPr>
-          <w:sz w:val="28"/>
-        </w:rPr>
-        <w:instrText xml:space="preserve"> </w:instrText>
-      </w:r>
-      <w:r>
-        <w:rPr>
-          <w:rFonts w:hint="eastAsia"/>
-          <w:sz w:val="28"/>
-        </w:rPr>
-        <w:instrText xml:space="preserve">SEQ </w:instrText>
-      </w:r>
-      <w:r>
-        <w:rPr>
-          <w:rFonts w:hint="eastAsia"/>
-          <w:sz w:val="28"/>
-        </w:rPr>
-        <w:instrText>表</w:instrText>
-      </w:r>
-      <w:r>
-        <w:rPr>
-          <w:rFonts w:hint="eastAsia"/>
-          <w:sz w:val="28"/>
-        </w:rPr>
-        <w:instrText xml:space="preserve"> \* ARABIC</w:instrText>
-      </w:r>
-      <w:r>
-        <w:rPr>
-          <w:sz w:val="28"/>
-        </w:rPr>
-        <w:instrText xml:space="preserve"> </w:instrText>
-      </w:r>
-      <w:r>
-        <w:rPr>
-          <w:sz w:val="28"/>
-        </w:rPr>
-        <w:fldChar w:fldCharType="separate"/>
-      </w:r>
-      <w:r>
-        <w:rPr>
-          <w:noProof/>
-          <w:sz w:val="28"/>
-        </w:rPr>
-        <w:t>7</w:t>
-      </w:r>
-      <w:r>
-        <w:rPr>
-          <w:sz w:val="28"/>
-        </w:rPr>
-        <w:fldChar w:fldCharType="end"/>
-      </w:r>
-      <w:r>
-        <w:rPr>
-          <w:sz w:val="28"/>
-        </w:rPr>
-        <w:t>-1</w:t>
-      </w:r>
-      <w:bookmarkEnd w:id="21"/>
-    </w:p>
-    <w:p>
-      <w:pPr>
-        <w:rPr>
-          <w:rFonts w:hint="eastAsia"/>
+        <w:rPr>
           <w:sz w:val="36"/>
         </w:rPr>
       </w:pPr>
@@ -7198,7 +7132,7 @@
           <w:sz w:val="36"/>
         </w:rPr>
       </w:pPr>
-      <w:bookmarkStart w:id="22" w:name="_Toc241275195"/>
+      <w:bookmarkStart w:id="21" w:name="_Toc241275195"/>
       <w:r>
         <w:rPr>
           <w:rFonts w:hint="eastAsia"/>
@@ -7207,6 +7141,94 @@
         <w:lastRenderedPageBreak/>
         <w:t>資料庫設計</w:t>
       </w:r>
+      <w:bookmarkEnd w:id="21"/>
+    </w:p>
+    <w:p>
+      <w:pPr>
+        <w:pStyle w:val="a5"/>
+        <w:rPr>
+          <w:sz w:val="28"/>
+        </w:rPr>
+      </w:pPr>
+      <w:bookmarkStart w:id="22" w:name="_Toc241275692"/>
+      <w:r>
+        <w:rPr>
+          <w:rFonts w:hint="eastAsia"/>
+          <w:sz w:val="28"/>
+        </w:rPr>
+        <w:t>圖</w:t>
+      </w:r>
+      <w:r>
+        <w:rPr>
+          <w:rFonts w:hint="eastAsia"/>
+          <w:sz w:val="28"/>
+        </w:rPr>
+        <w:t xml:space="preserve"> </w:t>
+      </w:r>
+      <w:r>
+        <w:rPr>
+          <w:sz w:val="28"/>
+        </w:rPr>
+        <w:fldChar w:fldCharType="begin"/>
+      </w:r>
+      <w:r>
+        <w:rPr>
+          <w:sz w:val="28"/>
+        </w:rPr>
+        <w:instrText xml:space="preserve"> </w:instrText>
+      </w:r>
+      <w:r>
+        <w:rPr>
+          <w:rFonts w:hint="eastAsia"/>
+          <w:sz w:val="28"/>
+        </w:rPr>
+        <w:instrText xml:space="preserve">SEQ </w:instrText>
+      </w:r>
+      <w:r>
+        <w:rPr>
+          <w:rFonts w:hint="eastAsia"/>
+          <w:sz w:val="28"/>
+        </w:rPr>
+        <w:instrText>圖</w:instrText>
+      </w:r>
+      <w:r>
+        <w:rPr>
+          <w:rFonts w:hint="eastAsia"/>
+          <w:sz w:val="28"/>
+        </w:rPr>
+        <w:instrText xml:space="preserve"> \* ARABIC</w:instrText>
+      </w:r>
+      <w:r>
+        <w:rPr>
+          <w:sz w:val="28"/>
+        </w:rPr>
+        <w:instrText xml:space="preserve"> </w:instrText>
+      </w:r>
+      <w:r>
+        <w:rPr>
+          <w:sz w:val="28"/>
+        </w:rPr>
+        <w:fldChar w:fldCharType="separate"/>
+      </w:r>
+      <w:r>
+        <w:rPr>
+          <w:noProof/>
+          <w:sz w:val="28"/>
+        </w:rPr>
+        <w:t>8</w:t>
+      </w:r>
+      <w:r>
+        <w:rPr>
+          <w:sz w:val="28"/>
+        </w:rPr>
+        <w:fldChar w:fldCharType="end"/>
+      </w:r>
+      <w:r>
+        <w:rPr>
+          <w:sz w:val="28"/>
+        </w:rPr>
+        <w:t>-1</w:t>
+      </w:r>
       <w:bookmarkEnd w:id="22"/>
     </w:p>
     <w:p>
@@ -7216,13 +7238,13 @@
           <w:sz w:val="28"/>
         </w:rPr>
       </w:pPr>
-      <w:bookmarkStart w:id="23" w:name="_Toc241275692"/>
-      <w:r>
-        <w:rPr>
-          <w:rFonts w:hint="eastAsia"/>
-          <w:sz w:val="28"/>
-        </w:rPr>
-        <w:t>圖</w:t>
+      <w:bookmarkStart w:id="23" w:name="_Toc241275818"/>
+      <w:r>
+        <w:rPr>
+          <w:rFonts w:hint="eastAsia"/>
+          <w:sz w:val="28"/>
+        </w:rPr>
+        <w:t>表</w:t>
       </w:r>
       <w:r>
         <w:rPr>
@@ -7255,7 +7277,7 @@
           <w:rFonts w:hint="eastAsia"/>
           <w:sz w:val="28"/>
         </w:rPr>
-        <w:instrText>圖</w:instrText>
+        <w:instrText>表</w:instrText>
       </w:r>
       <w:r>
         <w:rPr>
@@ -7299,97 +7321,7 @@
     </w:p>
     <w:p>
       <w:pPr>
-        <w:pStyle w:val="a5"/>
-        <w:rPr>
-          <w:rFonts w:hint="eastAsia"/>
-          <w:sz w:val="28"/>
-        </w:rPr>
-      </w:pPr>
-      <w:bookmarkStart w:id="24" w:name="_Toc241275818"/>
-      <w:r>
-        <w:rPr>
-          <w:rFonts w:hint="eastAsia"/>
-          <w:sz w:val="28"/>
-        </w:rPr>
-        <w:t>表</w:t>
-      </w:r>
-      <w:r>
-        <w:rPr>
-          <w:rFonts w:hint="eastAsia"/>
-          <w:sz w:val="28"/>
-        </w:rPr>
-        <w:t xml:space="preserve"> </w:t>
-      </w:r>
-      <w:r>
-        <w:rPr>
-          <w:sz w:val="28"/>
-        </w:rPr>
-        <w:fldChar w:fldCharType="begin"/>
-      </w:r>
-      <w:r>
-        <w:rPr>
-          <w:sz w:val="28"/>
-        </w:rPr>
-        <w:instrText xml:space="preserve"> </w:instrText>
-      </w:r>
-      <w:r>
-        <w:rPr>
-          <w:rFonts w:hint="eastAsia"/>
-          <w:sz w:val="28"/>
-        </w:rPr>
-        <w:instrText xml:space="preserve">SEQ </w:instrText>
-      </w:r>
-      <w:r>
-        <w:rPr>
-          <w:rFonts w:hint="eastAsia"/>
-          <w:sz w:val="28"/>
-        </w:rPr>
-        <w:instrText>表</w:instrText>
-      </w:r>
-      <w:r>
-        <w:rPr>
-          <w:rFonts w:hint="eastAsia"/>
-          <w:sz w:val="28"/>
-        </w:rPr>
-        <w:instrText xml:space="preserve"> \* ARABIC</w:instrText>
-      </w:r>
-      <w:r>
-        <w:rPr>
-          <w:sz w:val="28"/>
-        </w:rPr>
-        <w:instrText xml:space="preserve"> </w:instrText>
-      </w:r>
-      <w:r>
-        <w:rPr>
-          <w:sz w:val="28"/>
-        </w:rPr>
-        <w:fldChar w:fldCharType="separate"/>
-      </w:r>
-      <w:r>
-        <w:rPr>
-          <w:noProof/>
-          <w:sz w:val="28"/>
-        </w:rPr>
-        <w:t>8</w:t>
-      </w:r>
-      <w:r>
-        <w:rPr>
-          <w:sz w:val="28"/>
-        </w:rPr>
-        <w:fldChar w:fldCharType="end"/>
-      </w:r>
-      <w:r>
-        <w:rPr>
-          <w:sz w:val="28"/>
-        </w:rPr>
-        <w:t>-1</w:t>
-      </w:r>
-      <w:bookmarkEnd w:id="24"/>
-    </w:p>
-    <w:p>
-      <w:pPr>
-        <w:rPr>
-          <w:rFonts w:hint="eastAsia"/>
+        <w:rPr>
           <w:sz w:val="36"/>
         </w:rPr>
       </w:pPr>
@@ -7397,7 +7329,6 @@
     <w:p>
       <w:pPr>
         <w:rPr>
-          <w:rFonts w:hint="eastAsia"/>
           <w:sz w:val="36"/>
         </w:rPr>
         <w:sectPr>
@@ -7422,7 +7353,7 @@
           <w:sz w:val="36"/>
         </w:rPr>
       </w:pPr>
-      <w:bookmarkStart w:id="25" w:name="_Toc241275196"/>
+      <w:bookmarkStart w:id="24" w:name="_Toc241275196"/>
       <w:r>
         <w:rPr>
           <w:rFonts w:hint="eastAsia"/>
@@ -7431,6 +7362,94 @@
         <w:lastRenderedPageBreak/>
         <w:t>程式</w:t>
       </w:r>
+      <w:bookmarkEnd w:id="24"/>
+    </w:p>
+    <w:p>
+      <w:pPr>
+        <w:pStyle w:val="a5"/>
+        <w:rPr>
+          <w:sz w:val="48"/>
+        </w:rPr>
+      </w:pPr>
+      <w:bookmarkStart w:id="25" w:name="_Toc241275693"/>
+      <w:r>
+        <w:rPr>
+          <w:rFonts w:hint="eastAsia"/>
+          <w:sz w:val="28"/>
+        </w:rPr>
+        <w:t>圖</w:t>
+      </w:r>
+      <w:r>
+        <w:rPr>
+          <w:rFonts w:hint="eastAsia"/>
+          <w:sz w:val="28"/>
+        </w:rPr>
+        <w:t xml:space="preserve"> </w:t>
+      </w:r>
+      <w:r>
+        <w:rPr>
+          <w:sz w:val="28"/>
+        </w:rPr>
+        <w:fldChar w:fldCharType="begin"/>
+      </w:r>
+      <w:r>
+        <w:rPr>
+          <w:sz w:val="28"/>
+        </w:rPr>
+        <w:instrText xml:space="preserve"> </w:instrText>
+      </w:r>
+      <w:r>
+        <w:rPr>
+          <w:rFonts w:hint="eastAsia"/>
+          <w:sz w:val="28"/>
+        </w:rPr>
+        <w:instrText xml:space="preserve">SEQ </w:instrText>
+      </w:r>
+      <w:r>
+        <w:rPr>
+          <w:rFonts w:hint="eastAsia"/>
+          <w:sz w:val="28"/>
+        </w:rPr>
+        <w:instrText>圖</w:instrText>
+      </w:r>
+      <w:r>
+        <w:rPr>
+          <w:rFonts w:hint="eastAsia"/>
+          <w:sz w:val="28"/>
+        </w:rPr>
+        <w:instrText xml:space="preserve"> \* ARABIC</w:instrText>
+      </w:r>
+      <w:r>
+        <w:rPr>
+          <w:sz w:val="28"/>
+        </w:rPr>
+        <w:instrText xml:space="preserve"> </w:instrText>
+      </w:r>
+      <w:r>
+        <w:rPr>
+          <w:sz w:val="28"/>
+        </w:rPr>
+        <w:fldChar w:fldCharType="separate"/>
+      </w:r>
+      <w:r>
+        <w:rPr>
+          <w:noProof/>
+          <w:sz w:val="28"/>
+        </w:rPr>
+        <w:t>9</w:t>
+      </w:r>
+      <w:r>
+        <w:rPr>
+          <w:sz w:val="28"/>
+        </w:rPr>
+        <w:fldChar w:fldCharType="end"/>
+      </w:r>
+      <w:r>
+        <w:rPr>
+          <w:sz w:val="28"/>
+        </w:rPr>
+        <w:t>-1</w:t>
+      </w:r>
       <w:bookmarkEnd w:id="25"/>
     </w:p>
     <w:p>
@@ -7440,13 +7459,13 @@
           <w:sz w:val="48"/>
         </w:rPr>
       </w:pPr>
-      <w:bookmarkStart w:id="26" w:name="_Toc241275693"/>
-      <w:r>
-        <w:rPr>
-          <w:rFonts w:hint="eastAsia"/>
-          <w:sz w:val="28"/>
-        </w:rPr>
-        <w:t>圖</w:t>
+      <w:bookmarkStart w:id="26" w:name="_Toc241275819"/>
+      <w:r>
+        <w:rPr>
+          <w:rFonts w:hint="eastAsia"/>
+          <w:sz w:val="28"/>
+        </w:rPr>
+        <w:t>表</w:t>
       </w:r>
       <w:r>
         <w:rPr>
@@ -7479,7 +7498,7 @@
           <w:rFonts w:hint="eastAsia"/>
           <w:sz w:val="28"/>
         </w:rPr>
-        <w:instrText>圖</w:instrText>
+        <w:instrText>表</w:instrText>
       </w:r>
       <w:r>
         <w:rPr>
@@ -7523,96 +7542,7 @@
     </w:p>
     <w:p>
       <w:pPr>
-        <w:pStyle w:val="a5"/>
-        <w:rPr>
-          <w:sz w:val="48"/>
-        </w:rPr>
-      </w:pPr>
-      <w:bookmarkStart w:id="27" w:name="_Toc241275819"/>
-      <w:r>
-        <w:rPr>
-          <w:rFonts w:hint="eastAsia"/>
-          <w:sz w:val="28"/>
-        </w:rPr>
-        <w:t>表</w:t>
-      </w:r>
-      <w:r>
-        <w:rPr>
-          <w:rFonts w:hint="eastAsia"/>
-          <w:sz w:val="28"/>
-        </w:rPr>
-        <w:t xml:space="preserve"> </w:t>
-      </w:r>
-      <w:r>
-        <w:rPr>
-          <w:sz w:val="28"/>
-        </w:rPr>
-        <w:fldChar w:fldCharType="begin"/>
-      </w:r>
-      <w:r>
-        <w:rPr>
-          <w:sz w:val="28"/>
-        </w:rPr>
-        <w:instrText xml:space="preserve"> </w:instrText>
-      </w:r>
-      <w:r>
-        <w:rPr>
-          <w:rFonts w:hint="eastAsia"/>
-          <w:sz w:val="28"/>
-        </w:rPr>
-        <w:instrText xml:space="preserve">SEQ </w:instrText>
-      </w:r>
-      <w:r>
-        <w:rPr>
-          <w:rFonts w:hint="eastAsia"/>
-          <w:sz w:val="28"/>
-        </w:rPr>
-        <w:instrText>表</w:instrText>
-      </w:r>
-      <w:r>
-        <w:rPr>
-          <w:rFonts w:hint="eastAsia"/>
-          <w:sz w:val="28"/>
-        </w:rPr>
-        <w:instrText xml:space="preserve"> \* ARABIC</w:instrText>
-      </w:r>
-      <w:r>
-        <w:rPr>
-          <w:sz w:val="28"/>
-        </w:rPr>
-        <w:instrText xml:space="preserve"> </w:instrText>
-      </w:r>
-      <w:r>
-        <w:rPr>
-          <w:sz w:val="28"/>
-        </w:rPr>
-        <w:fldChar w:fldCharType="separate"/>
-      </w:r>
-      <w:r>
-        <w:rPr>
-          <w:noProof/>
-          <w:sz w:val="28"/>
-        </w:rPr>
-        <w:t>9</w:t>
-      </w:r>
-      <w:r>
-        <w:rPr>
-          <w:sz w:val="28"/>
-        </w:rPr>
-        <w:fldChar w:fldCharType="end"/>
-      </w:r>
-      <w:r>
-        <w:rPr>
-          <w:sz w:val="28"/>
-        </w:rPr>
-        <w:t>-1</w:t>
-      </w:r>
-      <w:bookmarkEnd w:id="27"/>
-    </w:p>
-    <w:p>
-      <w:pPr>
-        <w:rPr>
-          <w:rFonts w:hint="eastAsia"/>
+        <w:rPr>
           <w:sz w:val="36"/>
         </w:rPr>
       </w:pPr>
@@ -7651,7 +7581,7 @@
           <w:sz w:val="36"/>
         </w:rPr>
       </w:pPr>
-      <w:bookmarkStart w:id="28" w:name="_Toc241275197"/>
+      <w:bookmarkStart w:id="27" w:name="_Toc241275197"/>
       <w:r>
         <w:rPr>
           <w:rFonts w:hint="eastAsia"/>
@@ -7660,6 +7590,94 @@
         <w:lastRenderedPageBreak/>
         <w:t>測試模型</w:t>
       </w:r>
+      <w:bookmarkEnd w:id="27"/>
+    </w:p>
+    <w:p>
+      <w:pPr>
+        <w:pStyle w:val="a5"/>
+        <w:rPr>
+          <w:sz w:val="48"/>
+        </w:rPr>
+      </w:pPr>
+      <w:bookmarkStart w:id="28" w:name="_Toc241275694"/>
+      <w:r>
+        <w:rPr>
+          <w:rFonts w:hint="eastAsia"/>
+          <w:sz w:val="28"/>
+        </w:rPr>
+        <w:t>圖</w:t>
+      </w:r>
+      <w:r>
+        <w:rPr>
+          <w:rFonts w:hint="eastAsia"/>
+          <w:sz w:val="28"/>
+        </w:rPr>
+        <w:t xml:space="preserve"> </w:t>
+      </w:r>
+      <w:r>
+        <w:rPr>
+          <w:sz w:val="28"/>
+        </w:rPr>
+        <w:fldChar w:fldCharType="begin"/>
+      </w:r>
+      <w:r>
+        <w:rPr>
+          <w:sz w:val="28"/>
+        </w:rPr>
+        <w:instrText xml:space="preserve"> </w:instrText>
+      </w:r>
+      <w:r>
+        <w:rPr>
+          <w:rFonts w:hint="eastAsia"/>
+          <w:sz w:val="28"/>
+        </w:rPr>
+        <w:instrText xml:space="preserve">SEQ </w:instrText>
+      </w:r>
+      <w:r>
+        <w:rPr>
+          <w:rFonts w:hint="eastAsia"/>
+          <w:sz w:val="28"/>
+        </w:rPr>
+        <w:instrText>圖</w:instrText>
+      </w:r>
+      <w:r>
+        <w:rPr>
+          <w:rFonts w:hint="eastAsia"/>
+          <w:sz w:val="28"/>
+        </w:rPr>
+        <w:instrText xml:space="preserve"> \* ARABIC</w:instrText>
+      </w:r>
+      <w:r>
+        <w:rPr>
+          <w:sz w:val="28"/>
+        </w:rPr>
+        <w:instrText xml:space="preserve"> </w:instrText>
+      </w:r>
+      <w:r>
+        <w:rPr>
+          <w:sz w:val="28"/>
+        </w:rPr>
+        <w:fldChar w:fldCharType="separate"/>
+      </w:r>
+      <w:r>
+        <w:rPr>
+          <w:noProof/>
+          <w:sz w:val="28"/>
+        </w:rPr>
+        <w:t>10</w:t>
+      </w:r>
+      <w:r>
+        <w:rPr>
+          <w:sz w:val="28"/>
+        </w:rPr>
+        <w:fldChar w:fldCharType="end"/>
+      </w:r>
+      <w:r>
+        <w:rPr>
+          <w:sz w:val="28"/>
+        </w:rPr>
+        <w:t>-1</w:t>
+      </w:r>
       <w:bookmarkEnd w:id="28"/>
     </w:p>
     <w:p>
@@ -7669,13 +7687,13 @@
           <w:sz w:val="48"/>
         </w:rPr>
       </w:pPr>
-      <w:bookmarkStart w:id="29" w:name="_Toc241275694"/>
-      <w:r>
-        <w:rPr>
-          <w:rFonts w:hint="eastAsia"/>
-          <w:sz w:val="28"/>
-        </w:rPr>
-        <w:t>圖</w:t>
+      <w:bookmarkStart w:id="29" w:name="_Toc241275820"/>
+      <w:r>
+        <w:rPr>
+          <w:rFonts w:hint="eastAsia"/>
+          <w:sz w:val="28"/>
+        </w:rPr>
+        <w:t>表</w:t>
       </w:r>
       <w:r>
         <w:rPr>
@@ -7708,7 +7726,7 @@
           <w:rFonts w:hint="eastAsia"/>
           <w:sz w:val="28"/>
         </w:rPr>
-        <w:instrText>圖</w:instrText>
+        <w:instrText>表</w:instrText>
       </w:r>
       <w:r>
         <w:rPr>
@@ -7752,96 +7770,7 @@
     </w:p>
     <w:p>
       <w:pPr>
-        <w:pStyle w:val="a5"/>
-        <w:rPr>
-          <w:sz w:val="48"/>
-        </w:rPr>
-      </w:pPr>
-      <w:bookmarkStart w:id="30" w:name="_Toc241275820"/>
-      <w:r>
-        <w:rPr>
-          <w:rFonts w:hint="eastAsia"/>
-          <w:sz w:val="28"/>
-        </w:rPr>
-        <w:t>表</w:t>
-      </w:r>
-      <w:r>
-        <w:rPr>
-          <w:rFonts w:hint="eastAsia"/>
-          <w:sz w:val="28"/>
-        </w:rPr>
-        <w:t xml:space="preserve"> </w:t>
-      </w:r>
-      <w:r>
-        <w:rPr>
-          <w:sz w:val="28"/>
-        </w:rPr>
-        <w:fldChar w:fldCharType="begin"/>
-      </w:r>
-      <w:r>
-        <w:rPr>
-          <w:sz w:val="28"/>
-        </w:rPr>
-        <w:instrText xml:space="preserve"> </w:instrText>
-      </w:r>
-      <w:r>
-        <w:rPr>
-          <w:rFonts w:hint="eastAsia"/>
-          <w:sz w:val="28"/>
-        </w:rPr>
-        <w:instrText xml:space="preserve">SEQ </w:instrText>
-      </w:r>
-      <w:r>
-        <w:rPr>
-          <w:rFonts w:hint="eastAsia"/>
-          <w:sz w:val="28"/>
-        </w:rPr>
-        <w:instrText>表</w:instrText>
-      </w:r>
-      <w:r>
-        <w:rPr>
-          <w:rFonts w:hint="eastAsia"/>
-          <w:sz w:val="28"/>
-        </w:rPr>
-        <w:instrText xml:space="preserve"> \* ARABIC</w:instrText>
-      </w:r>
-      <w:r>
-        <w:rPr>
-          <w:sz w:val="28"/>
-        </w:rPr>
-        <w:instrText xml:space="preserve"> </w:instrText>
-      </w:r>
-      <w:r>
-        <w:rPr>
-          <w:sz w:val="28"/>
-        </w:rPr>
-        <w:fldChar w:fldCharType="separate"/>
-      </w:r>
-      <w:r>
-        <w:rPr>
-          <w:noProof/>
-          <w:sz w:val="28"/>
-        </w:rPr>
-        <w:t>10</w:t>
-      </w:r>
-      <w:r>
-        <w:rPr>
-          <w:sz w:val="28"/>
-        </w:rPr>
-        <w:fldChar w:fldCharType="end"/>
-      </w:r>
-      <w:r>
-        <w:rPr>
-          <w:sz w:val="28"/>
-        </w:rPr>
-        <w:t>-1</w:t>
-      </w:r>
-      <w:bookmarkEnd w:id="30"/>
-    </w:p>
-    <w:p>
-      <w:pPr>
-        <w:rPr>
-          <w:rFonts w:hint="eastAsia"/>
+        <w:rPr>
           <w:sz w:val="36"/>
         </w:rPr>
       </w:pPr>
@@ -7877,11 +7806,10 @@
         <w:jc w:val="center"/>
         <w:outlineLvl w:val="0"/>
         <w:rPr>
-          <w:rFonts w:hint="eastAsia"/>
           <w:sz w:val="36"/>
         </w:rPr>
       </w:pPr>
-      <w:bookmarkStart w:id="31" w:name="_Toc241275198"/>
+      <w:bookmarkStart w:id="30" w:name="_Toc241275198"/>
       <w:r>
         <w:rPr>
           <w:rFonts w:hint="eastAsia"/>
@@ -7890,22 +7818,110 @@
         <w:lastRenderedPageBreak/>
         <w:t>操作手冊</w:t>
       </w:r>
+      <w:bookmarkEnd w:id="30"/>
+    </w:p>
+    <w:p>
+      <w:pPr>
+        <w:pStyle w:val="a5"/>
+        <w:rPr>
+          <w:sz w:val="48"/>
+        </w:rPr>
+      </w:pPr>
+      <w:bookmarkStart w:id="31" w:name="_Toc241275695"/>
+      <w:r>
+        <w:rPr>
+          <w:rFonts w:hint="eastAsia"/>
+          <w:sz w:val="28"/>
+        </w:rPr>
+        <w:t>圖</w:t>
+      </w:r>
+      <w:r>
+        <w:rPr>
+          <w:rFonts w:hint="eastAsia"/>
+          <w:sz w:val="28"/>
+        </w:rPr>
+        <w:t xml:space="preserve"> </w:t>
+      </w:r>
+      <w:r>
+        <w:rPr>
+          <w:sz w:val="28"/>
+        </w:rPr>
+        <w:fldChar w:fldCharType="begin"/>
+      </w:r>
+      <w:r>
+        <w:rPr>
+          <w:sz w:val="28"/>
+        </w:rPr>
+        <w:instrText xml:space="preserve"> </w:instrText>
+      </w:r>
+      <w:r>
+        <w:rPr>
+          <w:rFonts w:hint="eastAsia"/>
+          <w:sz w:val="28"/>
+        </w:rPr>
+        <w:instrText xml:space="preserve">SEQ </w:instrText>
+      </w:r>
+      <w:r>
+        <w:rPr>
+          <w:rFonts w:hint="eastAsia"/>
+          <w:sz w:val="28"/>
+        </w:rPr>
+        <w:instrText>圖</w:instrText>
+      </w:r>
+      <w:r>
+        <w:rPr>
+          <w:rFonts w:hint="eastAsia"/>
+          <w:sz w:val="28"/>
+        </w:rPr>
+        <w:instrText xml:space="preserve"> \* ARABIC</w:instrText>
+      </w:r>
+      <w:r>
+        <w:rPr>
+          <w:sz w:val="28"/>
+        </w:rPr>
+        <w:instrText xml:space="preserve"> </w:instrText>
+      </w:r>
+      <w:r>
+        <w:rPr>
+          <w:sz w:val="28"/>
+        </w:rPr>
+        <w:fldChar w:fldCharType="separate"/>
+      </w:r>
+      <w:r>
+        <w:rPr>
+          <w:noProof/>
+          <w:sz w:val="28"/>
+        </w:rPr>
+        <w:t>11</w:t>
+      </w:r>
+      <w:r>
+        <w:rPr>
+          <w:sz w:val="28"/>
+        </w:rPr>
+        <w:fldChar w:fldCharType="end"/>
+      </w:r>
+      <w:r>
+        <w:rPr>
+          <w:sz w:val="28"/>
+        </w:rPr>
+        <w:t>-1</w:t>
+      </w:r>
       <w:bookmarkEnd w:id="31"/>
     </w:p>
     <w:p>
       <w:pPr>
         <w:pStyle w:val="a5"/>
         <w:rPr>
-          <w:sz w:val="48"/>
-        </w:rPr>
-      </w:pPr>
-      <w:bookmarkStart w:id="32" w:name="_Toc241275695"/>
-      <w:r>
-        <w:rPr>
-          <w:rFonts w:hint="eastAsia"/>
-          <w:sz w:val="28"/>
-        </w:rPr>
-        <w:t>圖</w:t>
+          <w:sz w:val="28"/>
+        </w:rPr>
+      </w:pPr>
+      <w:bookmarkStart w:id="32" w:name="_Toc241275821"/>
+      <w:r>
+        <w:rPr>
+          <w:rFonts w:hint="eastAsia"/>
+          <w:sz w:val="28"/>
+        </w:rPr>
+        <w:t>表</w:t>
       </w:r>
       <w:r>
         <w:rPr>
@@ -7938,7 +7954,7 @@
           <w:rFonts w:hint="eastAsia"/>
           <w:sz w:val="28"/>
         </w:rPr>
-        <w:instrText>圖</w:instrText>
+        <w:instrText>表</w:instrText>
       </w:r>
       <w:r>
         <w:rPr>
@@ -7982,105 +7998,198 @@
     </w:p>
     <w:p>
       <w:pPr>
-        <w:pStyle w:val="a5"/>
-        <w:rPr>
-          <w:sz w:val="48"/>
-        </w:rPr>
-      </w:pPr>
-      <w:bookmarkStart w:id="33" w:name="_Toc241275821"/>
-      <w:r>
-        <w:rPr>
-          <w:rFonts w:hint="eastAsia"/>
-          <w:sz w:val="28"/>
-        </w:rPr>
-        <w:t>表</w:t>
-      </w:r>
-      <w:r>
-        <w:rPr>
-          <w:rFonts w:hint="eastAsia"/>
-          <w:sz w:val="28"/>
-        </w:rPr>
-        <w:t xml:space="preserve"> </w:t>
-      </w:r>
-      <w:r>
-        <w:rPr>
-          <w:sz w:val="28"/>
-        </w:rPr>
-        <w:fldChar w:fldCharType="begin"/>
-      </w:r>
-      <w:r>
-        <w:rPr>
-          <w:sz w:val="28"/>
-        </w:rPr>
-        <w:instrText xml:space="preserve"> </w:instrText>
-      </w:r>
-      <w:r>
-        <w:rPr>
-          <w:rFonts w:hint="eastAsia"/>
-          <w:sz w:val="28"/>
-        </w:rPr>
-        <w:instrText xml:space="preserve">SEQ </w:instrText>
-      </w:r>
-      <w:r>
-        <w:rPr>
-          <w:rFonts w:hint="eastAsia"/>
-          <w:sz w:val="28"/>
-        </w:rPr>
-        <w:instrText>表</w:instrText>
-      </w:r>
-      <w:r>
-        <w:rPr>
-          <w:rFonts w:hint="eastAsia"/>
-          <w:sz w:val="28"/>
-        </w:rPr>
-        <w:instrText xml:space="preserve"> \* ARABIC</w:instrText>
-      </w:r>
-      <w:r>
-        <w:rPr>
-          <w:sz w:val="28"/>
-        </w:rPr>
-        <w:instrText xml:space="preserve"> </w:instrText>
-      </w:r>
-      <w:r>
-        <w:rPr>
-          <w:sz w:val="28"/>
-        </w:rPr>
-        <w:fldChar w:fldCharType="separate"/>
-      </w:r>
-      <w:r>
-        <w:rPr>
-          <w:noProof/>
-          <w:sz w:val="28"/>
-        </w:rPr>
-        <w:t>11</w:t>
-      </w:r>
-      <w:r>
-        <w:rPr>
-          <w:sz w:val="28"/>
-        </w:rPr>
-        <w:fldChar w:fldCharType="end"/>
-      </w:r>
-      <w:r>
-        <w:rPr>
-          <w:sz w:val="28"/>
-        </w:rPr>
-        <w:t>-1</w:t>
-      </w:r>
-      <w:bookmarkEnd w:id="33"/>
-    </w:p>
-    <w:p>
-      <w:pPr>
-        <w:rPr>
-          <w:rFonts w:hint="eastAsia"/>
+        <w:rPr>
+          <w:sz w:val="28"/>
+          <w:szCs w:val="20"/>
+        </w:rPr>
+      </w:pPr>
+      <w:r>
+        <w:t>1.</w:t>
+      </w:r>
+      <w:r>
+        <w:rPr>
+          <w:rFonts w:hint="eastAsia"/>
+        </w:rPr>
+        <w:t>開啟瀏覽器</w:t>
+      </w:r>
+    </w:p>
+    <w:p>
+      <w:pPr>
+        <w:rPr>
+          <w:rFonts w:hint="eastAsia"/>
+          <w:sz w:val="28"/>
+          <w:szCs w:val="20"/>
+        </w:rPr>
+      </w:pPr>
+      <w:r>
+        <w:drawing>
+          <wp:inline distT="0" distB="0" distL="0" distR="0" wp14:anchorId="7A245DD5" wp14:editId="76C3617E">
+            <wp:extent cx="4983660" cy="3241040"/>
+            <wp:effectExtent l="0" t="0" r="0" b="0"/>
+            <wp:docPr id="1335085118" name="圖片 1"/>
+            <wp:cNvGraphicFramePr>
+              <a:graphicFrameLocks xmlns:a="http://schemas.openxmlformats.org/drawingml/2006/main" noChangeAspect="1"/>
+            </wp:cNvGraphicFramePr>
+            <a:graphic xmlns:a="http://schemas.openxmlformats.org/drawingml/2006/main">
+              <a:graphicData uri="http://schemas.openxmlformats.org/drawingml/2006/picture">
+                <pic:pic xmlns:pic="http://schemas.openxmlformats.org/drawingml/2006/picture">
+                  <pic:nvPicPr>
+                    <pic:cNvPr id="1335085118" name=""/>
+                    <pic:cNvPicPr/>
+                  </pic:nvPicPr>
+                  <pic:blipFill>
+                    <a:blip r:embed="rId10"/>
+                    <a:stretch>
+                      <a:fillRect/>
+                    </a:stretch>
+                  </pic:blipFill>
+                  <pic:spPr>
+                    <a:xfrm>
+                      <a:off x="0" y="0"/>
+                      <a:ext cx="5047548" cy="3282589"/>
+                    </a:xfrm>
+                    <a:prstGeom prst="rect">
+                      <a:avLst/>
+                    </a:prstGeom>
+                  </pic:spPr>
+                </pic:pic>
+              </a:graphicData>
+            </a:graphic>
+          </wp:inline>
+        </w:drawing>
+      </w:r>
+    </w:p>
+    <w:p>
+      <w:pPr>
+        <w:rPr>
+          <w:rFonts w:hint="eastAsia"/>
+          <w:sz w:val="28"/>
+          <w:szCs w:val="20"/>
+        </w:rPr>
+      </w:pPr>
+      <w:r>
+        <w:rPr>
+          <w:rFonts w:hint="eastAsia"/>
+        </w:rPr>
+        <w:t>2.</w:t>
+      </w:r>
+      <w:r>
+        <w:rPr>
+          <w:rFonts w:hint="eastAsia"/>
+        </w:rPr>
+        <w:t>連結至網址：「</w:t>
+      </w:r>
+      <w:r>
+        <w:t>1</w:t>
+      </w:r>
+      <w:r>
+        <w:rPr>
+          <w:rFonts w:hint="eastAsia"/>
+        </w:rPr>
+        <w:t>2</w:t>
+      </w:r>
+      <w:r>
+        <w:t>7.0.0.1:8000</w:t>
+      </w:r>
+      <w:r>
+        <w:rPr>
+          <w:rFonts w:hint="eastAsia"/>
+        </w:rPr>
+        <w:t>」</w:t>
+      </w:r>
+    </w:p>
+    <w:p>
+      <w:pPr>
+        <w:rPr>
+          <w:sz w:val="28"/>
+          <w:szCs w:val="20"/>
+        </w:rPr>
+      </w:pPr>
+      <w:r>
+        <w:rPr>
           <w:sz w:val="36"/>
         </w:rPr>
+        <w:drawing>
+          <wp:inline distT="0" distB="0" distL="0" distR="0" wp14:anchorId="4C8438C1" wp14:editId="38D06EDF">
+            <wp:extent cx="5080000" cy="3303692"/>
+            <wp:effectExtent l="0" t="0" r="0" b="0"/>
+            <wp:docPr id="1621057158" name="圖片 1"/>
+            <wp:cNvGraphicFramePr>
+              <a:graphicFrameLocks xmlns:a="http://schemas.openxmlformats.org/drawingml/2006/main" noChangeAspect="1"/>
+            </wp:cNvGraphicFramePr>
+            <a:graphic xmlns:a="http://schemas.openxmlformats.org/drawingml/2006/main">
+              <a:graphicData uri="http://schemas.openxmlformats.org/drawingml/2006/picture">
+                <pic:pic xmlns:pic="http://schemas.openxmlformats.org/drawingml/2006/picture">
+                  <pic:nvPicPr>
+                    <pic:cNvPr id="1621057158" name=""/>
+                    <pic:cNvPicPr/>
+                  </pic:nvPicPr>
+                  <pic:blipFill>
+                    <a:blip r:embed="rId11"/>
+                    <a:stretch>
+                      <a:fillRect/>
+                    </a:stretch>
+                  </pic:blipFill>
+                  <pic:spPr>
+                    <a:xfrm>
+                      <a:off x="0" y="0"/>
+                      <a:ext cx="5136554" cy="3340471"/>
+                    </a:xfrm>
+                    <a:prstGeom prst="rect">
+                      <a:avLst/>
+                    </a:prstGeom>
+                  </pic:spPr>
+                </pic:pic>
+              </a:graphicData>
+            </a:graphic>
+          </wp:inline>
+        </w:drawing>
+      </w:r>
+    </w:p>
+    <w:p>
+      <w:pPr>
+        <w:rPr>
+          <w:sz w:val="28"/>
+          <w:szCs w:val="20"/>
+        </w:rPr>
+      </w:pPr>
+    </w:p>
+    <w:p>
+      <w:pPr>
+        <w:rPr>
+          <w:sz w:val="28"/>
+          <w:szCs w:val="20"/>
+        </w:rPr>
+      </w:pPr>
+    </w:p>
+    <w:p>
+      <w:pPr>
+        <w:rPr>
+          <w:sz w:val="28"/>
+          <w:szCs w:val="20"/>
+        </w:rPr>
+      </w:pPr>
+    </w:p>
+    <w:p>
+      <w:pPr>
+        <w:rPr>
+          <w:sz w:val="28"/>
+          <w:szCs w:val="20"/>
+        </w:rPr>
       </w:pPr>
     </w:p>
     <w:p>
       <w:pPr>
         <w:jc w:val="center"/>
         <w:rPr>
-          <w:rFonts w:hint="eastAsia"/>
+          <w:sz w:val="36"/>
+        </w:rPr>
+      </w:pPr>
+    </w:p>
+    <w:p>
+      <w:pPr>
+        <w:jc w:val="center"/>
+        <w:rPr>
           <w:sz w:val="36"/>
         </w:rPr>
         <w:sectPr>
@@ -8105,7 +8214,7 @@
           <w:sz w:val="36"/>
         </w:rPr>
       </w:pPr>
-      <w:bookmarkStart w:id="34" w:name="_Toc241275199"/>
+      <w:bookmarkStart w:id="33" w:name="_Toc241275199"/>
       <w:r>
         <w:rPr>
           <w:rFonts w:hint="eastAsia"/>
@@ -8114,6 +8223,94 @@
         <w:lastRenderedPageBreak/>
         <w:t>使用手冊</w:t>
       </w:r>
+      <w:bookmarkEnd w:id="33"/>
+    </w:p>
+    <w:p>
+      <w:pPr>
+        <w:pStyle w:val="a5"/>
+        <w:rPr>
+          <w:sz w:val="48"/>
+        </w:rPr>
+      </w:pPr>
+      <w:bookmarkStart w:id="34" w:name="_Toc241275696"/>
+      <w:r>
+        <w:rPr>
+          <w:rFonts w:hint="eastAsia"/>
+          <w:sz w:val="28"/>
+        </w:rPr>
+        <w:t>圖</w:t>
+      </w:r>
+      <w:r>
+        <w:rPr>
+          <w:rFonts w:hint="eastAsia"/>
+          <w:sz w:val="28"/>
+        </w:rPr>
+        <w:t xml:space="preserve"> </w:t>
+      </w:r>
+      <w:r>
+        <w:rPr>
+          <w:sz w:val="28"/>
+        </w:rPr>
+        <w:fldChar w:fldCharType="begin"/>
+      </w:r>
+      <w:r>
+        <w:rPr>
+          <w:sz w:val="28"/>
+        </w:rPr>
+        <w:instrText xml:space="preserve"> </w:instrText>
+      </w:r>
+      <w:r>
+        <w:rPr>
+          <w:rFonts w:hint="eastAsia"/>
+          <w:sz w:val="28"/>
+        </w:rPr>
+        <w:instrText xml:space="preserve">SEQ </w:instrText>
+      </w:r>
+      <w:r>
+        <w:rPr>
+          <w:rFonts w:hint="eastAsia"/>
+          <w:sz w:val="28"/>
+        </w:rPr>
+        <w:instrText>圖</w:instrText>
+      </w:r>
+      <w:r>
+        <w:rPr>
+          <w:rFonts w:hint="eastAsia"/>
+          <w:sz w:val="28"/>
+        </w:rPr>
+        <w:instrText xml:space="preserve"> \* ARABIC</w:instrText>
+      </w:r>
+      <w:r>
+        <w:rPr>
+          <w:sz w:val="28"/>
+        </w:rPr>
+        <w:instrText xml:space="preserve"> </w:instrText>
+      </w:r>
+      <w:r>
+        <w:rPr>
+          <w:sz w:val="28"/>
+        </w:rPr>
+        <w:fldChar w:fldCharType="separate"/>
+      </w:r>
+      <w:r>
+        <w:rPr>
+          <w:noProof/>
+          <w:sz w:val="28"/>
+        </w:rPr>
+        <w:t>12</w:t>
+      </w:r>
+      <w:r>
+        <w:rPr>
+          <w:sz w:val="28"/>
+        </w:rPr>
+        <w:fldChar w:fldCharType="end"/>
+      </w:r>
+      <w:r>
+        <w:rPr>
+          <w:sz w:val="28"/>
+        </w:rPr>
+        <w:t>-1</w:t>
+      </w:r>
       <w:bookmarkEnd w:id="34"/>
     </w:p>
     <w:p>
@@ -8123,13 +8320,13 @@
           <w:sz w:val="48"/>
         </w:rPr>
       </w:pPr>
-      <w:bookmarkStart w:id="35" w:name="_Toc241275696"/>
-      <w:r>
-        <w:rPr>
-          <w:rFonts w:hint="eastAsia"/>
-          <w:sz w:val="28"/>
-        </w:rPr>
-        <w:t>圖</w:t>
+      <w:bookmarkStart w:id="35" w:name="_Toc241275822"/>
+      <w:r>
+        <w:rPr>
+          <w:rFonts w:hint="eastAsia"/>
+          <w:sz w:val="28"/>
+        </w:rPr>
+        <w:t>表</w:t>
       </w:r>
       <w:r>
         <w:rPr>
@@ -8162,7 +8359,7 @@
           <w:rFonts w:hint="eastAsia"/>
           <w:sz w:val="28"/>
         </w:rPr>
-        <w:instrText>圖</w:instrText>
+        <w:instrText>表</w:instrText>
       </w:r>
       <w:r>
         <w:rPr>
@@ -8206,96 +8403,7 @@
     </w:p>
     <w:p>
       <w:pPr>
-        <w:pStyle w:val="a5"/>
-        <w:rPr>
-          <w:sz w:val="48"/>
-        </w:rPr>
-      </w:pPr>
-      <w:bookmarkStart w:id="36" w:name="_Toc241275822"/>
-      <w:r>
-        <w:rPr>
-          <w:rFonts w:hint="eastAsia"/>
-          <w:sz w:val="28"/>
-        </w:rPr>
-        <w:t>表</w:t>
-      </w:r>
-      <w:r>
-        <w:rPr>
-          <w:rFonts w:hint="eastAsia"/>
-          <w:sz w:val="28"/>
-        </w:rPr>
-        <w:t xml:space="preserve"> </w:t>
-      </w:r>
-      <w:r>
-        <w:rPr>
-          <w:sz w:val="28"/>
-        </w:rPr>
-        <w:fldChar w:fldCharType="begin"/>
-      </w:r>
-      <w:r>
-        <w:rPr>
-          <w:sz w:val="28"/>
-        </w:rPr>
-        <w:instrText xml:space="preserve"> </w:instrText>
-      </w:r>
-      <w:r>
-        <w:rPr>
-          <w:rFonts w:hint="eastAsia"/>
-          <w:sz w:val="28"/>
-        </w:rPr>
-        <w:instrText xml:space="preserve">SEQ </w:instrText>
-      </w:r>
-      <w:r>
-        <w:rPr>
-          <w:rFonts w:hint="eastAsia"/>
-          <w:sz w:val="28"/>
-        </w:rPr>
-        <w:instrText>表</w:instrText>
-      </w:r>
-      <w:r>
-        <w:rPr>
-          <w:rFonts w:hint="eastAsia"/>
-          <w:sz w:val="28"/>
-        </w:rPr>
-        <w:instrText xml:space="preserve"> \* ARABIC</w:instrText>
-      </w:r>
-      <w:r>
-        <w:rPr>
-          <w:sz w:val="28"/>
-        </w:rPr>
-        <w:instrText xml:space="preserve"> </w:instrText>
-      </w:r>
-      <w:r>
-        <w:rPr>
-          <w:sz w:val="28"/>
-        </w:rPr>
-        <w:fldChar w:fldCharType="separate"/>
-      </w:r>
-      <w:r>
-        <w:rPr>
-          <w:noProof/>
-          <w:sz w:val="28"/>
-        </w:rPr>
-        <w:t>12</w:t>
-      </w:r>
-      <w:r>
-        <w:rPr>
-          <w:sz w:val="28"/>
-        </w:rPr>
-        <w:fldChar w:fldCharType="end"/>
-      </w:r>
-      <w:r>
-        <w:rPr>
-          <w:sz w:val="28"/>
-        </w:rPr>
-        <w:t>-1</w:t>
-      </w:r>
-      <w:bookmarkEnd w:id="36"/>
-    </w:p>
-    <w:p>
-      <w:pPr>
-        <w:rPr>
-          <w:rFonts w:hint="eastAsia"/>
+        <w:rPr>
           <w:sz w:val="36"/>
         </w:rPr>
       </w:pPr>
@@ -8304,7 +8412,6 @@
       <w:pPr>
         <w:jc w:val="center"/>
         <w:rPr>
-          <w:rFonts w:hint="eastAsia"/>
           <w:sz w:val="36"/>
         </w:rPr>
         <w:sectPr>
@@ -8329,7 +8436,7 @@
           <w:sz w:val="36"/>
         </w:rPr>
       </w:pPr>
-      <w:bookmarkStart w:id="37" w:name="_Toc241275200"/>
+      <w:bookmarkStart w:id="36" w:name="_Toc241275200"/>
       <w:r>
         <w:rPr>
           <w:rFonts w:hint="eastAsia"/>
@@ -8338,6 +8445,94 @@
         <w:lastRenderedPageBreak/>
         <w:t>感想</w:t>
       </w:r>
+      <w:bookmarkEnd w:id="36"/>
+    </w:p>
+    <w:p>
+      <w:pPr>
+        <w:pStyle w:val="a5"/>
+        <w:rPr>
+          <w:sz w:val="48"/>
+        </w:rPr>
+      </w:pPr>
+      <w:bookmarkStart w:id="37" w:name="_Toc241275697"/>
+      <w:r>
+        <w:rPr>
+          <w:rFonts w:hint="eastAsia"/>
+          <w:sz w:val="28"/>
+        </w:rPr>
+        <w:t>圖</w:t>
+      </w:r>
+      <w:r>
+        <w:rPr>
+          <w:rFonts w:hint="eastAsia"/>
+          <w:sz w:val="28"/>
+        </w:rPr>
+        <w:t xml:space="preserve"> </w:t>
+      </w:r>
+      <w:r>
+        <w:rPr>
+          <w:sz w:val="28"/>
+        </w:rPr>
+        <w:fldChar w:fldCharType="begin"/>
+      </w:r>
+      <w:r>
+        <w:rPr>
+          <w:sz w:val="28"/>
+        </w:rPr>
+        <w:instrText xml:space="preserve"> </w:instrText>
+      </w:r>
+      <w:r>
+        <w:rPr>
+          <w:rFonts w:hint="eastAsia"/>
+          <w:sz w:val="28"/>
+        </w:rPr>
+        <w:instrText xml:space="preserve">SEQ </w:instrText>
+      </w:r>
+      <w:r>
+        <w:rPr>
+          <w:rFonts w:hint="eastAsia"/>
+          <w:sz w:val="28"/>
+        </w:rPr>
+        <w:instrText>圖</w:instrText>
+      </w:r>
+      <w:r>
+        <w:rPr>
+          <w:rFonts w:hint="eastAsia"/>
+          <w:sz w:val="28"/>
+        </w:rPr>
+        <w:instrText xml:space="preserve"> \* ARABIC</w:instrText>
+      </w:r>
+      <w:r>
+        <w:rPr>
+          <w:sz w:val="28"/>
+        </w:rPr>
+        <w:instrText xml:space="preserve"> </w:instrText>
+      </w:r>
+      <w:r>
+        <w:rPr>
+          <w:sz w:val="28"/>
+        </w:rPr>
+        <w:fldChar w:fldCharType="separate"/>
+      </w:r>
+      <w:r>
+        <w:rPr>
+          <w:noProof/>
+          <w:sz w:val="28"/>
+        </w:rPr>
+        <w:t>13</w:t>
+      </w:r>
+      <w:r>
+        <w:rPr>
+          <w:sz w:val="28"/>
+        </w:rPr>
+        <w:fldChar w:fldCharType="end"/>
+      </w:r>
+      <w:r>
+        <w:rPr>
+          <w:sz w:val="28"/>
+        </w:rPr>
+        <w:t>-1</w:t>
+      </w:r>
       <w:bookmarkEnd w:id="37"/>
     </w:p>
     <w:p>
@@ -8347,13 +8542,13 @@
           <w:sz w:val="48"/>
         </w:rPr>
       </w:pPr>
-      <w:bookmarkStart w:id="38" w:name="_Toc241275697"/>
-      <w:r>
-        <w:rPr>
-          <w:rFonts w:hint="eastAsia"/>
-          <w:sz w:val="28"/>
-        </w:rPr>
-        <w:t>圖</w:t>
+      <w:bookmarkStart w:id="38" w:name="_Toc241275823"/>
+      <w:r>
+        <w:rPr>
+          <w:rFonts w:hint="eastAsia"/>
+          <w:sz w:val="28"/>
+        </w:rPr>
+        <w:t>表</w:t>
       </w:r>
       <w:r>
         <w:rPr>
@@ -8386,7 +8581,7 @@
           <w:rFonts w:hint="eastAsia"/>
           <w:sz w:val="28"/>
         </w:rPr>
-        <w:instrText>圖</w:instrText>
+        <w:instrText>表</w:instrText>
       </w:r>
       <w:r>
         <w:rPr>
@@ -8430,96 +8625,7 @@
     </w:p>
     <w:p>
       <w:pPr>
-        <w:pStyle w:val="a5"/>
-        <w:rPr>
-          <w:sz w:val="48"/>
-        </w:rPr>
-      </w:pPr>
-      <w:bookmarkStart w:id="39" w:name="_Toc241275823"/>
-      <w:r>
-        <w:rPr>
-          <w:rFonts w:hint="eastAsia"/>
-          <w:sz w:val="28"/>
-        </w:rPr>
-        <w:t>表</w:t>
-      </w:r>
-      <w:r>
-        <w:rPr>
-          <w:rFonts w:hint="eastAsia"/>
-          <w:sz w:val="28"/>
-        </w:rPr>
-        <w:t xml:space="preserve"> </w:t>
-      </w:r>
-      <w:r>
-        <w:rPr>
-          <w:sz w:val="28"/>
-        </w:rPr>
-        <w:fldChar w:fldCharType="begin"/>
-      </w:r>
-      <w:r>
-        <w:rPr>
-          <w:sz w:val="28"/>
-        </w:rPr>
-        <w:instrText xml:space="preserve"> </w:instrText>
-      </w:r>
-      <w:r>
-        <w:rPr>
-          <w:rFonts w:hint="eastAsia"/>
-          <w:sz w:val="28"/>
-        </w:rPr>
-        <w:instrText xml:space="preserve">SEQ </w:instrText>
-      </w:r>
-      <w:r>
-        <w:rPr>
-          <w:rFonts w:hint="eastAsia"/>
-          <w:sz w:val="28"/>
-        </w:rPr>
-        <w:instrText>表</w:instrText>
-      </w:r>
-      <w:r>
-        <w:rPr>
-          <w:rFonts w:hint="eastAsia"/>
-          <w:sz w:val="28"/>
-        </w:rPr>
-        <w:instrText xml:space="preserve"> \* ARABIC</w:instrText>
-      </w:r>
-      <w:r>
-        <w:rPr>
-          <w:sz w:val="28"/>
-        </w:rPr>
-        <w:instrText xml:space="preserve"> </w:instrText>
-      </w:r>
-      <w:r>
-        <w:rPr>
-          <w:sz w:val="28"/>
-        </w:rPr>
-        <w:fldChar w:fldCharType="separate"/>
-      </w:r>
-      <w:r>
-        <w:rPr>
-          <w:noProof/>
-          <w:sz w:val="28"/>
-        </w:rPr>
-        <w:t>13</w:t>
-      </w:r>
-      <w:r>
-        <w:rPr>
-          <w:sz w:val="28"/>
-        </w:rPr>
-        <w:fldChar w:fldCharType="end"/>
-      </w:r>
-      <w:r>
-        <w:rPr>
-          <w:sz w:val="28"/>
-        </w:rPr>
-        <w:t>-1</w:t>
-      </w:r>
-      <w:bookmarkEnd w:id="39"/>
-    </w:p>
-    <w:p>
-      <w:pPr>
-        <w:rPr>
-          <w:rFonts w:hint="eastAsia"/>
+        <w:rPr>
           <w:sz w:val="36"/>
         </w:rPr>
       </w:pPr>
@@ -8527,7 +8633,6 @@
     <w:p>
       <w:pPr>
         <w:rPr>
-          <w:rFonts w:hint="eastAsia"/>
           <w:sz w:val="36"/>
         </w:rPr>
         <w:sectPr>
@@ -8552,7 +8657,7 @@
           <w:sz w:val="36"/>
         </w:rPr>
       </w:pPr>
-      <w:bookmarkStart w:id="40" w:name="_Toc241275201"/>
+      <w:bookmarkStart w:id="39" w:name="_Toc241275201"/>
       <w:r>
         <w:rPr>
           <w:rFonts w:hint="eastAsia"/>
@@ -8561,6 +8666,94 @@
         <w:lastRenderedPageBreak/>
         <w:t>參考文件</w:t>
       </w:r>
+      <w:bookmarkEnd w:id="39"/>
+    </w:p>
+    <w:p>
+      <w:pPr>
+        <w:pStyle w:val="a5"/>
+        <w:rPr>
+          <w:sz w:val="28"/>
+        </w:rPr>
+      </w:pPr>
+      <w:bookmarkStart w:id="40" w:name="_Toc241275698"/>
+      <w:r>
+        <w:rPr>
+          <w:rFonts w:hint="eastAsia"/>
+          <w:sz w:val="28"/>
+        </w:rPr>
+        <w:t>圖</w:t>
+      </w:r>
+      <w:r>
+        <w:rPr>
+          <w:rFonts w:hint="eastAsia"/>
+          <w:sz w:val="28"/>
+        </w:rPr>
+        <w:t xml:space="preserve"> </w:t>
+      </w:r>
+      <w:r>
+        <w:rPr>
+          <w:sz w:val="28"/>
+        </w:rPr>
+        <w:fldChar w:fldCharType="begin"/>
+      </w:r>
+      <w:r>
+        <w:rPr>
+          <w:sz w:val="28"/>
+        </w:rPr>
+        <w:instrText xml:space="preserve"> </w:instrText>
+      </w:r>
+      <w:r>
+        <w:rPr>
+          <w:rFonts w:hint="eastAsia"/>
+          <w:sz w:val="28"/>
+        </w:rPr>
+        <w:instrText xml:space="preserve">SEQ </w:instrText>
+      </w:r>
+      <w:r>
+        <w:rPr>
+          <w:rFonts w:hint="eastAsia"/>
+          <w:sz w:val="28"/>
+        </w:rPr>
+        <w:instrText>圖</w:instrText>
+      </w:r>
+      <w:r>
+        <w:rPr>
+          <w:rFonts w:hint="eastAsia"/>
+          <w:sz w:val="28"/>
+        </w:rPr>
+        <w:instrText xml:space="preserve"> \* ARABIC</w:instrText>
+      </w:r>
+      <w:r>
+        <w:rPr>
+          <w:sz w:val="28"/>
+        </w:rPr>
+        <w:instrText xml:space="preserve"> </w:instrText>
+      </w:r>
+      <w:r>
+        <w:rPr>
+          <w:sz w:val="28"/>
+        </w:rPr>
+        <w:fldChar w:fldCharType="separate"/>
+      </w:r>
+      <w:r>
+        <w:rPr>
+          <w:noProof/>
+          <w:sz w:val="28"/>
+        </w:rPr>
+        <w:t>14</w:t>
+      </w:r>
+      <w:r>
+        <w:rPr>
+          <w:sz w:val="28"/>
+        </w:rPr>
+        <w:fldChar w:fldCharType="end"/>
+      </w:r>
+      <w:r>
+        <w:rPr>
+          <w:sz w:val="28"/>
+        </w:rPr>
+        <w:t>-1</w:t>
+      </w:r>
       <w:bookmarkEnd w:id="40"/>
     </w:p>
     <w:p>
@@ -8570,13 +8763,13 @@
           <w:sz w:val="28"/>
         </w:rPr>
       </w:pPr>
-      <w:bookmarkStart w:id="41" w:name="_Toc241275698"/>
-      <w:r>
-        <w:rPr>
-          <w:rFonts w:hint="eastAsia"/>
-          <w:sz w:val="28"/>
-        </w:rPr>
-        <w:t>圖</w:t>
+      <w:bookmarkStart w:id="41" w:name="_Toc241275824"/>
+      <w:r>
+        <w:rPr>
+          <w:rFonts w:hint="eastAsia"/>
+          <w:sz w:val="28"/>
+        </w:rPr>
+        <w:t>表</w:t>
       </w:r>
       <w:r>
         <w:rPr>
@@ -8609,7 +8802,7 @@
           <w:rFonts w:hint="eastAsia"/>
           <w:sz w:val="28"/>
         </w:rPr>
-        <w:instrText>圖</w:instrText>
+        <w:instrText>表</w:instrText>
       </w:r>
       <w:r>
         <w:rPr>
@@ -8650,95 +8843,6 @@
         <w:t>-1</w:t>
       </w:r>
       <w:bookmarkEnd w:id="41"/>
-    </w:p>
-    <w:p>
-      <w:pPr>
-        <w:pStyle w:val="a5"/>
-        <w:rPr>
-          <w:rFonts w:hint="eastAsia"/>
-          <w:sz w:val="28"/>
-        </w:rPr>
-      </w:pPr>
-      <w:bookmarkStart w:id="42" w:name="_Toc241275824"/>
-      <w:r>
-        <w:rPr>
-          <w:rFonts w:hint="eastAsia"/>
-          <w:sz w:val="28"/>
-        </w:rPr>
-        <w:t>表</w:t>
-      </w:r>
-      <w:r>
-        <w:rPr>
-          <w:rFonts w:hint="eastAsia"/>
-          <w:sz w:val="28"/>
-        </w:rPr>
-        <w:t xml:space="preserve"> </w:t>
-      </w:r>
-      <w:r>
-        <w:rPr>
-          <w:sz w:val="28"/>
-        </w:rPr>
-        <w:fldChar w:fldCharType="begin"/>
-      </w:r>
-      <w:r>
-        <w:rPr>
-          <w:sz w:val="28"/>
-        </w:rPr>
-        <w:instrText xml:space="preserve"> </w:instrText>
-      </w:r>
-      <w:r>
-        <w:rPr>
-          <w:rFonts w:hint="eastAsia"/>
-          <w:sz w:val="28"/>
-        </w:rPr>
-        <w:instrText xml:space="preserve">SEQ </w:instrText>
-      </w:r>
-      <w:r>
-        <w:rPr>
-          <w:rFonts w:hint="eastAsia"/>
-          <w:sz w:val="28"/>
-        </w:rPr>
-        <w:instrText>表</w:instrText>
-      </w:r>
-      <w:r>
-        <w:rPr>
-          <w:rFonts w:hint="eastAsia"/>
-          <w:sz w:val="28"/>
-        </w:rPr>
-        <w:instrText xml:space="preserve"> \* ARABIC</w:instrText>
-      </w:r>
-      <w:r>
-        <w:rPr>
-          <w:sz w:val="28"/>
-        </w:rPr>
-        <w:instrText xml:space="preserve"> </w:instrText>
-      </w:r>
-      <w:r>
-        <w:rPr>
-          <w:sz w:val="28"/>
-        </w:rPr>
-        <w:fldChar w:fldCharType="separate"/>
-      </w:r>
-      <w:r>
-        <w:rPr>
-          <w:noProof/>
-          <w:sz w:val="28"/>
-        </w:rPr>
-        <w:t>14</w:t>
-      </w:r>
-      <w:r>
-        <w:rPr>
-          <w:sz w:val="28"/>
-        </w:rPr>
-        <w:fldChar w:fldCharType="end"/>
-      </w:r>
-      <w:r>
-        <w:rPr>
-          <w:sz w:val="28"/>
-        </w:rPr>
-        <w:t>-1</w:t>
-      </w:r>
-      <w:bookmarkEnd w:id="42"/>
     </w:p>
     <w:sectPr>
       <w:pgSz w:w="11906" w:h="16838"/>
@@ -8751,7 +8855,7 @@
 </file>
 
 <file path=word/endnotes.xml><?xml version="1.0" encoding="utf-8"?>
-<w:endnotes xmlns:wpc="http://schemas.microsoft.com/office/word/2010/wordprocessingCanvas" xmlns:cx="http://schemas.microsoft.com/office/drawing/2014/chartex" xmlns:cx1="http://schemas.microsoft.com/office/drawing/2015/9/8/chartex" xmlns:cx2="http://schemas.microsoft.com/office/drawing/2015/10/21/chartex" xmlns:cx3="http://schemas.microsoft.com/office/drawing/2016/5/9/chartex" xmlns:cx4="http://schemas.microsoft.com/office/drawing/2016/5/10/chartex" xmlns:cx5="http://schemas.microsoft.com/office/drawing/2016/5/11/chartex" xmlns:cx6="http://schemas.microsoft.com/office/drawing/2016/5/12/chartex" xmlns:cx7="http://schemas.microsoft.com/office/drawing/2016/5/13/chartex" xmlns:cx8="http://schemas.microsoft.com/office/drawing/2016/5/14/chartex" xmlns:mc="http://schemas.openxmlformats.org/markup-compatibility/2006" xmlns:aink="http://schemas.microsoft.com/office/drawing/2016/ink" xmlns:am3d="http://schemas.microsoft.com/office/drawing/2017/model3d" xmlns:o="urn:schemas-microsoft-com:office:office" xmlns:r="http://schemas.openxmlformats.org/officeDocument/2006/relationships" xmlns:m="http://schemas.openxmlformats.org/officeDocument/2006/math" xmlns:v="urn:schemas-microsoft-com:vml" xmlns:wp14="http://schemas.microsoft.com/office/word/2010/wordprocessingDrawing" xmlns:wp="http://schemas.openxmlformats.org/drawingml/2006/wordprocessingDrawing" xmlns:w10="urn:schemas-microsoft-com:office:word" xmlns:w="http://schemas.openxmlformats.org/wordprocessingml/2006/main" xmlns:w14="http://schemas.microsoft.com/office/word/2010/wordml" xmlns:w15="http://schemas.microsoft.com/office/word/2012/wordml" xmlns:w16cid="http://schemas.microsoft.com/office/word/2016/wordml/cid" xmlns:w16se="http://schemas.microsoft.com/office/word/2015/wordml/symex" xmlns:wpg="http://schemas.microsoft.com/office/word/2010/wordprocessingGroup" xmlns:wpi="http://schemas.microsoft.com/office/word/2010/wordprocessingInk" xmlns:wne="http://schemas.microsoft.com/office/word/2006/wordml" xmlns:wps="http://schemas.microsoft.com/office/word/2010/wordprocessingShape" mc:Ignorable="w14 w15 w16se w16cid wp14">
+<w:endnotes xmlns:wpc="http://schemas.microsoft.com/office/word/2010/wordprocessingCanvas" xmlns:cx="http://schemas.microsoft.com/office/drawing/2014/chartex" xmlns:cx1="http://schemas.microsoft.com/office/drawing/2015/9/8/chartex" xmlns:cx2="http://schemas.microsoft.com/office/drawing/2015/10/21/chartex" xmlns:cx3="http://schemas.microsoft.com/office/drawing/2016/5/9/chartex" xmlns:cx4="http://schemas.microsoft.com/office/drawing/2016/5/10/chartex" xmlns:cx5="http://schemas.microsoft.com/office/drawing/2016/5/11/chartex" xmlns:cx6="http://schemas.microsoft.com/office/drawing/2016/5/12/chartex" xmlns:cx7="http://schemas.microsoft.com/office/drawing/2016/5/13/chartex" xmlns:cx8="http://schemas.microsoft.com/office/drawing/2016/5/14/chartex" xmlns:mc="http://schemas.openxmlformats.org/markup-compatibility/2006" xmlns:m="http://schemas.openxmlformats.org/officeDocument/2006/math" xmlns:aink="http://schemas.microsoft.com/office/drawing/2016/ink" xmlns:am3d="http://schemas.microsoft.com/office/drawing/2017/model3d" xmlns:oel="http://schemas.microsoft.com/office/2019/extlst" xmlns:r="http://schemas.openxmlformats.org/officeDocument/2006/relationships" xmlns:wp14="http://schemas.microsoft.com/office/word/2010/wordprocessingDrawing" xmlns:wp="http://schemas.openxmlformats.org/drawingml/2006/wordprocessingDrawing" xmlns:wpg="http://schemas.microsoft.com/office/word/2010/wordprocessingGroup" xmlns:wpi="http://schemas.microsoft.com/office/word/2010/wordprocessingInk" xmlns:wps="http://schemas.microsoft.com/office/word/2010/wordprocessingShape" xmlns:o="urn:schemas-microsoft-com:office:office" xmlns:v="urn:schemas-microsoft-com:vml" xmlns:w10="urn:schemas-microsoft-com:office:word" xmlns:w="http://schemas.openxmlformats.org/wordprocessingml/2006/main" xmlns:w14="http://schemas.microsoft.com/office/word/2010/wordml" xmlns:w15="http://schemas.microsoft.com/office/word/2012/wordml" xmlns:w16cex="http://schemas.microsoft.com/office/word/2018/wordml/cex" xmlns:w16cid="http://schemas.microsoft.com/office/word/2016/wordml/cid" xmlns:w16="http://schemas.microsoft.com/office/word/2018/wordml" xmlns:w16sdtdh="http://schemas.microsoft.com/office/word/2020/wordml/sdtdatahash" xmlns:w16sdtfl="http://schemas.microsoft.com/office/word/2024/wordml/sdtformatlock" xmlns:w16se="http://schemas.microsoft.com/office/word/2015/wordml/symex" xmlns:w16du="http://schemas.microsoft.com/office/word/2023/wordml/word16du" xmlns:wne="http://schemas.microsoft.com/office/word/2006/wordml" mc:Ignorable="w14 w15 w16se w16cid w16 w16cex w16sdtdh w16sdtfl w16du wp14">
   <w:endnote w:type="separator" w:id="-1">
     <w:p>
       <w:r>
@@ -8770,7 +8874,7 @@
 </file>
 
 <file path=word/footer1.xml><?xml version="1.0" encoding="utf-8"?>
-<w:ftr xmlns:wpc="http://schemas.microsoft.com/office/word/2010/wordprocessingCanvas" xmlns:cx="http://schemas.microsoft.com/office/drawing/2014/chartex" xmlns:cx1="http://schemas.microsoft.com/office/drawing/2015/9/8/chartex" xmlns:cx2="http://schemas.microsoft.com/office/drawing/2015/10/21/chartex" xmlns:cx3="http://schemas.microsoft.com/office/drawing/2016/5/9/chartex" xmlns:cx4="http://schemas.microsoft.com/office/drawing/2016/5/10/chartex" xmlns:cx5="http://schemas.microsoft.com/office/drawing/2016/5/11/chartex" xmlns:cx6="http://schemas.microsoft.com/office/drawing/2016/5/12/chartex" xmlns:cx7="http://schemas.microsoft.com/office/drawing/2016/5/13/chartex" xmlns:cx8="http://schemas.microsoft.com/office/drawing/2016/5/14/chartex" xmlns:mc="http://schemas.openxmlformats.org/markup-compatibility/2006" xmlns:aink="http://schemas.microsoft.com/office/drawing/2016/ink" xmlns:am3d="http://schemas.microsoft.com/office/drawing/2017/model3d" xmlns:o="urn:schemas-microsoft-com:office:office" xmlns:r="http://schemas.openxmlformats.org/officeDocument/2006/relationships" xmlns:m="http://schemas.openxmlformats.org/officeDocument/2006/math" xmlns:v="urn:schemas-microsoft-com:vml" xmlns:wp14="http://schemas.microsoft.com/office/word/2010/wordprocessingDrawing" xmlns:wp="http://schemas.openxmlformats.org/drawingml/2006/wordprocessingDrawing" xmlns:w10="urn:schemas-microsoft-com:office:word" xmlns:w="http://schemas.openxmlformats.org/wordprocessingml/2006/main" xmlns:w14="http://schemas.microsoft.com/office/word/2010/wordml" xmlns:w15="http://schemas.microsoft.com/office/word/2012/wordml" xmlns:w16cid="http://schemas.microsoft.com/office/word/2016/wordml/cid" xmlns:w16se="http://schemas.microsoft.com/office/word/2015/wordml/symex" xmlns:wpg="http://schemas.microsoft.com/office/word/2010/wordprocessingGroup" xmlns:wpi="http://schemas.microsoft.com/office/word/2010/wordprocessingInk" xmlns:wne="http://schemas.microsoft.com/office/word/2006/wordml" xmlns:wps="http://schemas.microsoft.com/office/word/2010/wordprocessingShape" mc:Ignorable="w14 w15 w16se w16cid wp14">
+<w:ftr xmlns:wpc="http://schemas.microsoft.com/office/word/2010/wordprocessingCanvas" xmlns:cx="http://schemas.microsoft.com/office/drawing/2014/chartex" xmlns:cx1="http://schemas.microsoft.com/office/drawing/2015/9/8/chartex" xmlns:cx2="http://schemas.microsoft.com/office/drawing/2015/10/21/chartex" xmlns:cx3="http://schemas.microsoft.com/office/drawing/2016/5/9/chartex" xmlns:cx4="http://schemas.microsoft.com/office/drawing/2016/5/10/chartex" xmlns:cx5="http://schemas.microsoft.com/office/drawing/2016/5/11/chartex" xmlns:cx6="http://schemas.microsoft.com/office/drawing/2016/5/12/chartex" xmlns:cx7="http://schemas.microsoft.com/office/drawing/2016/5/13/chartex" xmlns:cx8="http://schemas.microsoft.com/office/drawing/2016/5/14/chartex" xmlns:mc="http://schemas.openxmlformats.org/markup-compatibility/2006" xmlns:m="http://schemas.openxmlformats.org/officeDocument/2006/math" xmlns:aink="http://schemas.microsoft.com/office/drawing/2016/ink" xmlns:am3d="http://schemas.microsoft.com/office/drawing/2017/model3d" xmlns:oel="http://schemas.microsoft.com/office/2019/extlst" xmlns:r="http://schemas.openxmlformats.org/officeDocument/2006/relationships" xmlns:wp14="http://schemas.microsoft.com/office/word/2010/wordprocessingDrawing" xmlns:wp="http://schemas.openxmlformats.org/drawingml/2006/wordprocessingDrawing" xmlns:wpg="http://schemas.microsoft.com/office/word/2010/wordprocessingGroup" xmlns:wpi="http://schemas.microsoft.com/office/word/2010/wordprocessingInk" xmlns:wps="http://schemas.microsoft.com/office/word/2010/wordprocessingShape" xmlns:o="urn:schemas-microsoft-com:office:office" xmlns:v="urn:schemas-microsoft-com:vml" xmlns:w10="urn:schemas-microsoft-com:office:word" xmlns:w="http://schemas.openxmlformats.org/wordprocessingml/2006/main" xmlns:w14="http://schemas.microsoft.com/office/word/2010/wordml" xmlns:w15="http://schemas.microsoft.com/office/word/2012/wordml" xmlns:w16cex="http://schemas.microsoft.com/office/word/2018/wordml/cex" xmlns:w16cid="http://schemas.microsoft.com/office/word/2016/wordml/cid" xmlns:w16="http://schemas.microsoft.com/office/word/2018/wordml" xmlns:w16sdtdh="http://schemas.microsoft.com/office/word/2020/wordml/sdtdatahash" xmlns:w16sdtfl="http://schemas.microsoft.com/office/word/2024/wordml/sdtformatlock" xmlns:w16se="http://schemas.microsoft.com/office/word/2015/wordml/symex" xmlns:w16du="http://schemas.microsoft.com/office/word/2023/wordml/word16du" xmlns:wne="http://schemas.microsoft.com/office/word/2006/wordml" mc:Ignorable="w14 w15 w16se w16cid w16 w16cex w16sdtdh w16sdtfl w16du wp14">
   <w:p>
     <w:pPr>
       <w:pStyle w:val="a9"/>
@@ -8822,7 +8926,7 @@
 </file>
 
 <file path=word/footnotes.xml><?xml version="1.0" encoding="utf-8"?>
-<w:footnotes xmlns:wpc="http://schemas.microsoft.com/office/word/2010/wordprocessingCanvas" xmlns:cx="http://schemas.microsoft.com/office/drawing/2014/chartex" xmlns:cx1="http://schemas.microsoft.com/office/drawing/2015/9/8/chartex" xmlns:cx2="http://schemas.microsoft.com/office/drawing/2015/10/21/chartex" xmlns:cx3="http://schemas.microsoft.com/office/drawing/2016/5/9/chartex" xmlns:cx4="http://schemas.microsoft.com/office/drawing/2016/5/10/chartex" xmlns:cx5="http://schemas.microsoft.com/office/drawing/2016/5/11/chartex" xmlns:cx6="http://schemas.microsoft.com/office/drawing/2016/5/12/chartex" xmlns:cx7="http://schemas.microsoft.com/office/drawing/2016/5/13/chartex" xmlns:cx8="http://schemas.microsoft.com/office/drawing/2016/5/14/chartex" xmlns:mc="http://schemas.openxmlformats.org/markup-compatibility/2006" xmlns:aink="http://schemas.microsoft.com/office/drawing/2016/ink" xmlns:am3d="http://schemas.microsoft.com/office/drawing/2017/model3d" xmlns:o="urn:schemas-microsoft-com:office:office" xmlns:r="http://schemas.openxmlformats.org/officeDocument/2006/relationships" xmlns:m="http://schemas.openxmlformats.org/officeDocument/2006/math" xmlns:v="urn:schemas-microsoft-com:vml" xmlns:wp14="http://schemas.microsoft.com/office/word/2010/wordprocessingDrawing" xmlns:wp="http://schemas.openxmlformats.org/drawingml/2006/wordprocessingDrawing" xmlns:w10="urn:schemas-microsoft-com:office:word" xmlns:w="http://schemas.openxmlformats.org/wordprocessingml/2006/main" xmlns:w14="http://schemas.microsoft.com/office/word/2010/wordml" xmlns:w15="http://schemas.microsoft.com/office/word/2012/wordml" xmlns:w16cid="http://schemas.microsoft.com/office/word/2016/wordml/cid" xmlns:w16se="http://schemas.microsoft.com/office/word/2015/wordml/symex" xmlns:wpg="http://schemas.microsoft.com/office/word/2010/wordprocessingGroup" xmlns:wpi="http://schemas.microsoft.com/office/word/2010/wordprocessingInk" xmlns:wne="http://schemas.microsoft.com/office/word/2006/wordml" xmlns:wps="http://schemas.microsoft.com/office/word/2010/wordprocessingShape" mc:Ignorable="w14 w15 w16se w16cid wp14">
+<w:footnotes xmlns:wpc="http://schemas.microsoft.com/office/word/2010/wordprocessingCanvas" xmlns:cx="http://schemas.microsoft.com/office/drawing/2014/chartex" xmlns:cx1="http://schemas.microsoft.com/office/drawing/2015/9/8/chartex" xmlns:cx2="http://schemas.microsoft.com/office/drawing/2015/10/21/chartex" xmlns:cx3="http://schemas.microsoft.com/office/drawing/2016/5/9/chartex" xmlns:cx4="http://schemas.microsoft.com/office/drawing/2016/5/10/chartex" xmlns:cx5="http://schemas.microsoft.com/office/drawing/2016/5/11/chartex" xmlns:cx6="http://schemas.microsoft.com/office/drawing/2016/5/12/chartex" xmlns:cx7="http://schemas.microsoft.com/office/drawing/2016/5/13/chartex" xmlns:cx8="http://schemas.microsoft.com/office/drawing/2016/5/14/chartex" xmlns:mc="http://schemas.openxmlformats.org/markup-compatibility/2006" xmlns:m="http://schemas.openxmlformats.org/officeDocument/2006/math" xmlns:aink="http://schemas.microsoft.com/office/drawing/2016/ink" xmlns:am3d="http://schemas.microsoft.com/office/drawing/2017/model3d" xmlns:oel="http://schemas.microsoft.com/office/2019/extlst" xmlns:r="http://schemas.openxmlformats.org/officeDocument/2006/relationships" xmlns:wp14="http://schemas.microsoft.com/office/word/2010/wordprocessingDrawing" xmlns:wp="http://schemas.openxmlformats.org/drawingml/2006/wordprocessingDrawing" xmlns:wpg="http://schemas.microsoft.com/office/word/2010/wordprocessingGroup" xmlns:wpi="http://schemas.microsoft.com/office/word/2010/wordprocessingInk" xmlns:wps="http://schemas.microsoft.com/office/word/2010/wordprocessingShape" xmlns:o="urn:schemas-microsoft-com:office:office" xmlns:v="urn:schemas-microsoft-com:vml" xmlns:w10="urn:schemas-microsoft-com:office:word" xmlns:w="http://schemas.openxmlformats.org/wordprocessingml/2006/main" xmlns:w14="http://schemas.microsoft.com/office/word/2010/wordml" xmlns:w15="http://schemas.microsoft.com/office/word/2012/wordml" xmlns:w16cex="http://schemas.microsoft.com/office/word/2018/wordml/cex" xmlns:w16cid="http://schemas.microsoft.com/office/word/2016/wordml/cid" xmlns:w16="http://schemas.microsoft.com/office/word/2018/wordml" xmlns:w16sdtdh="http://schemas.microsoft.com/office/word/2020/wordml/sdtdatahash" xmlns:w16sdtfl="http://schemas.microsoft.com/office/word/2024/wordml/sdtformatlock" xmlns:w16se="http://schemas.microsoft.com/office/word/2015/wordml/symex" xmlns:w16du="http://schemas.microsoft.com/office/word/2023/wordml/word16du" xmlns:wne="http://schemas.microsoft.com/office/word/2006/wordml" mc:Ignorable="w14 w15 w16se w16cid w16 w16cex w16sdtdh w16sdtfl w16du wp14">
   <w:footnote w:type="separator" w:id="-1">
     <w:p>
       <w:r>
@@ -8841,7 +8945,7 @@
 </file>
 
 <file path=word/numbering.xml><?xml version="1.0" encoding="utf-8"?>
-<w:numbering xmlns:wpc="http://schemas.microsoft.com/office/word/2010/wordprocessingCanvas" xmlns:cx="http://schemas.microsoft.com/office/drawing/2014/chartex" xmlns:cx1="http://schemas.microsoft.com/office/drawing/2015/9/8/chartex" xmlns:cx2="http://schemas.microsoft.com/office/drawing/2015/10/21/chartex" xmlns:cx3="http://schemas.microsoft.com/office/drawing/2016/5/9/chartex" xmlns:cx4="http://schemas.microsoft.com/office/drawing/2016/5/10/chartex" xmlns:cx5="http://schemas.microsoft.com/office/drawing/2016/5/11/chartex" xmlns:cx6="http://schemas.microsoft.com/office/drawing/2016/5/12/chartex" xmlns:cx7="http://schemas.microsoft.com/office/drawing/2016/5/13/chartex" xmlns:cx8="http://schemas.microsoft.com/office/drawing/2016/5/14/chartex" xmlns:mc="http://schemas.openxmlformats.org/markup-compatibility/2006" xmlns:aink="http://schemas.microsoft.com/office/drawing/2016/ink" xmlns:am3d="http://schemas.microsoft.com/office/drawing/2017/model3d" xmlns:o="urn:schemas-microsoft-com:office:office" xmlns:r="http://schemas.openxmlformats.org/officeDocument/2006/relationships" xmlns:m="http://schemas.openxmlformats.org/officeDocument/2006/math" xmlns:v="urn:schemas-microsoft-com:vml" xmlns:wp14="http://schemas.microsoft.com/office/word/2010/wordprocessingDrawing" xmlns:wp="http://schemas.openxmlformats.org/drawingml/2006/wordprocessingDrawing" xmlns:w10="urn:schemas-microsoft-com:office:word" xmlns:w="http://schemas.openxmlformats.org/wordprocessingml/2006/main" xmlns:w14="http://schemas.microsoft.com/office/word/2010/wordml" xmlns:w15="http://schemas.microsoft.com/office/word/2012/wordml" xmlns:w16cid="http://schemas.microsoft.com/office/word/2016/wordml/cid" xmlns:w16se="http://schemas.microsoft.com/office/word/2015/wordml/symex" xmlns:wpg="http://schemas.microsoft.com/office/word/2010/wordprocessingGroup" xmlns:wpi="http://schemas.microsoft.com/office/word/2010/wordprocessingInk" xmlns:wne="http://schemas.microsoft.com/office/word/2006/wordml" xmlns:wps="http://schemas.microsoft.com/office/word/2010/wordprocessingShape" mc:Ignorable="w14 w15 w16se w16cid wp14">
+<w:numbering xmlns:wpc="http://schemas.microsoft.com/office/word/2010/wordprocessingCanvas" xmlns:cx="http://schemas.microsoft.com/office/drawing/2014/chartex" xmlns:cx1="http://schemas.microsoft.com/office/drawing/2015/9/8/chartex" xmlns:cx2="http://schemas.microsoft.com/office/drawing/2015/10/21/chartex" xmlns:cx3="http://schemas.microsoft.com/office/drawing/2016/5/9/chartex" xmlns:cx4="http://schemas.microsoft.com/office/drawing/2016/5/10/chartex" xmlns:cx5="http://schemas.microsoft.com/office/drawing/2016/5/11/chartex" xmlns:cx6="http://schemas.microsoft.com/office/drawing/2016/5/12/chartex" xmlns:cx7="http://schemas.microsoft.com/office/drawing/2016/5/13/chartex" xmlns:cx8="http://schemas.microsoft.com/office/drawing/2016/5/14/chartex" xmlns:mc="http://schemas.openxmlformats.org/markup-compatibility/2006" xmlns:m="http://schemas.openxmlformats.org/officeDocument/2006/math" xmlns:aink="http://schemas.microsoft.com/office/drawing/2016/ink" xmlns:am3d="http://schemas.microsoft.com/office/drawing/2017/model3d" xmlns:oel="http://schemas.microsoft.com/office/2019/extlst" xmlns:r="http://schemas.openxmlformats.org/officeDocument/2006/relationships" xmlns:wp14="http://schemas.microsoft.com/office/word/2010/wordprocessingDrawing" xmlns:wp="http://schemas.openxmlformats.org/drawingml/2006/wordprocessingDrawing" xmlns:wpg="http://schemas.microsoft.com/office/word/2010/wordprocessingGroup" xmlns:wpi="http://schemas.microsoft.com/office/word/2010/wordprocessingInk" xmlns:wps="http://schemas.microsoft.com/office/word/2010/wordprocessingShape" xmlns:o="urn:schemas-microsoft-com:office:office" xmlns:v="urn:schemas-microsoft-com:vml" xmlns:w10="urn:schemas-microsoft-com:office:word" xmlns:w="http://schemas.openxmlformats.org/wordprocessingml/2006/main" xmlns:w14="http://schemas.microsoft.com/office/word/2010/wordml" xmlns:w15="http://schemas.microsoft.com/office/word/2012/wordml" xmlns:w16cex="http://schemas.microsoft.com/office/word/2018/wordml/cex" xmlns:w16cid="http://schemas.microsoft.com/office/word/2016/wordml/cid" xmlns:w16="http://schemas.microsoft.com/office/word/2018/wordml" xmlns:w16sdtdh="http://schemas.microsoft.com/office/word/2020/wordml/sdtdatahash" xmlns:w16sdtfl="http://schemas.microsoft.com/office/word/2024/wordml/sdtformatlock" xmlns:w16se="http://schemas.microsoft.com/office/word/2015/wordml/symex" xmlns:w16du="http://schemas.microsoft.com/office/word/2023/wordml/word16du" xmlns:wne="http://schemas.microsoft.com/office/word/2006/wordml" mc:Ignorable="w14 w15 w16se w16cid w16 w16cex w16sdtdh w16sdtfl w16du wp14">
   <w:abstractNum w:abstractNumId="0" w15:restartNumberingAfterBreak="0">
     <w:nsid w:val="646E2C48"/>
     <w:multiLevelType w:val="hybridMultilevel"/>
@@ -8931,14 +9035,14 @@
       </w:pPr>
     </w:lvl>
   </w:abstractNum>
-  <w:num w:numId="1">
+  <w:num w:numId="1" w16cid:durableId="1094590592">
     <w:abstractNumId w:val="0"/>
   </w:num>
 </w:numbering>
 </file>
 
 <file path=word/styles.xml><?xml version="1.0" encoding="utf-8"?>
-<w:styles xmlns:mc="http://schemas.openxmlformats.org/markup-compatibility/2006" xmlns:r="http://schemas.openxmlformats.org/officeDocument/2006/relationships" xmlns:w="http://schemas.openxmlformats.org/wordprocessingml/2006/main" xmlns:w14="http://schemas.microsoft.com/office/word/2010/wordml" xmlns:w15="http://schemas.microsoft.com/office/word/2012/wordml" xmlns:w16cid="http://schemas.microsoft.com/office/word/2016/wordml/cid" xmlns:w16se="http://schemas.microsoft.com/office/word/2015/wordml/symex" mc:Ignorable="w14 w15 w16se w16cid">
+<w:styles xmlns:mc="http://schemas.openxmlformats.org/markup-compatibility/2006" xmlns:r="http://schemas.openxmlformats.org/officeDocument/2006/relationships" xmlns:w="http://schemas.openxmlformats.org/wordprocessingml/2006/main" xmlns:w14="http://schemas.microsoft.com/office/word/2010/wordml" xmlns:w15="http://schemas.microsoft.com/office/word/2012/wordml" xmlns:w16cex="http://schemas.microsoft.com/office/word/2018/wordml/cex" xmlns:w16cid="http://schemas.microsoft.com/office/word/2016/wordml/cid" xmlns:w16="http://schemas.microsoft.com/office/word/2018/wordml" xmlns:w16sdtdh="http://schemas.microsoft.com/office/word/2020/wordml/sdtdatahash" xmlns:w16sdtfl="http://schemas.microsoft.com/office/word/2024/wordml/sdtformatlock" xmlns:w16se="http://schemas.microsoft.com/office/word/2015/wordml/symex" xmlns:w16du="http://schemas.microsoft.com/office/word/2023/wordml/word16du" mc:Ignorable="w14 w15 w16se w16cid w16 w16cex w16sdtdh w16sdtfl w16du">
   <w:docDefaults>
     <w:rPrDefault>
       <w:rPr>
@@ -8951,7 +9055,7 @@
     </w:rPrDefault>
     <w:pPrDefault/>
   </w:docDefaults>
-  <w:latentStyles w:defLockedState="0" w:defUIPriority="99" w:defSemiHidden="0" w:defUnhideWhenUsed="0" w:defQFormat="0" w:count="375">
+  <w:latentStyles w:defLockedState="0" w:defUIPriority="99" w:defSemiHidden="0" w:defUnhideWhenUsed="0" w:defQFormat="0" w:count="376">
     <w:lsdException w:name="Normal" w:uiPriority="0" w:qFormat="1"/>
     <w:lsdException w:name="heading 1" w:uiPriority="9" w:qFormat="1"/>
     <w:lsdException w:name="heading 2" w:semiHidden="1" w:uiPriority="9" w:unhideWhenUsed="1" w:qFormat="1"/>
@@ -9327,6 +9431,7 @@
     <w:lsdException w:name="Smart Hyperlink" w:semiHidden="1" w:unhideWhenUsed="1"/>
     <w:lsdException w:name="Hashtag" w:semiHidden="1" w:unhideWhenUsed="1"/>
     <w:lsdException w:name="Unresolved Mention" w:semiHidden="1" w:unhideWhenUsed="1"/>
+    <w:lsdException w:name="Smart Link" w:semiHidden="1" w:unhideWhenUsed="1"/>
   </w:latentStyles>
   <w:style w:type="paragraph" w:default="1" w:styleId="a">
     <w:name w:val="Normal"/>
@@ -9413,7 +9518,7 @@
     <w:unhideWhenUsed/>
     <w:rsid w:val="006B09FE"/>
     <w:pPr>
-      <w:ind w:leftChars="400" w:hangingChars="200" w:hanging="200"/>
+      <w:ind w:leftChars="400" w:left="400" w:hangingChars="200" w:hanging="200"/>
     </w:pPr>
   </w:style>
   <w:style w:type="paragraph" w:styleId="a7">
@@ -9475,6 +9580,22 @@
       <w:sz w:val="20"/>
       <w:szCs w:val="20"/>
     </w:rPr>
+  </w:style>
+  <w:style w:type="table" w:styleId="ab">
+    <w:name w:val="Table Grid"/>
+    <w:basedOn w:val="a1"/>
+    <w:uiPriority w:val="39"/>
+    <w:rsid w:val="00F3161D"/>
+    <w:tblPr>
+      <w:tblBorders>
+        <w:top w:val="single" w:sz="4" w:space="0" w:color="auto"/>
+        <w:left w:val="single" w:sz="4" w:space="0" w:color="auto"/>
+        <w:bottom w:val="single" w:sz="4" w:space="0" w:color="auto"/>
+        <w:right w:val="single" w:sz="4" w:space="0" w:color="auto"/>
+        <w:insideH w:val="single" w:sz="4" w:space="0" w:color="auto"/>
+        <w:insideV w:val="single" w:sz="4" w:space="0" w:color="auto"/>
+      </w:tblBorders>
+    </w:tblPr>
   </w:style>
 </w:styles>
 </file>

--- a/複評文件!!!!!!/二技第115208組-CoLoGrowth-系統手冊.docx
+++ b/複評文件!!!!!!/二技第115208組-CoLoGrowth-系統手冊.docx
@@ -8016,12 +8016,14 @@
     <w:p>
       <w:pPr>
         <w:rPr>
-          <w:rFonts w:hint="eastAsia"/>
           <w:sz w:val="28"/>
           <w:szCs w:val="20"/>
         </w:rPr>
       </w:pPr>
       <w:r>
+        <w:rPr>
+          <w:noProof/>
+        </w:rPr>
         <w:drawing>
           <wp:inline distT="0" distB="0" distL="0" distR="0" wp14:anchorId="7A245DD5" wp14:editId="76C3617E">
             <wp:extent cx="4983660" cy="3241040"/>
@@ -8062,7 +8064,6 @@
     <w:p>
       <w:pPr>
         <w:rPr>
-          <w:rFonts w:hint="eastAsia"/>
           <w:sz w:val="28"/>
           <w:szCs w:val="20"/>
         </w:rPr>
@@ -8107,6 +8108,7 @@
       </w:pPr>
       <w:r>
         <w:rPr>
+          <w:noProof/>
           <w:sz w:val="36"/>
         </w:rPr>
         <w:drawing>
@@ -8149,47 +8151,7 @@
     <w:p>
       <w:pPr>
         <w:rPr>
-          <w:sz w:val="28"/>
-          <w:szCs w:val="20"/>
-        </w:rPr>
-      </w:pPr>
-    </w:p>
-    <w:p>
-      <w:pPr>
-        <w:rPr>
-          <w:sz w:val="28"/>
-          <w:szCs w:val="20"/>
-        </w:rPr>
-      </w:pPr>
-    </w:p>
-    <w:p>
-      <w:pPr>
-        <w:rPr>
-          <w:sz w:val="28"/>
-          <w:szCs w:val="20"/>
-        </w:rPr>
-      </w:pPr>
-    </w:p>
-    <w:p>
-      <w:pPr>
-        <w:rPr>
-          <w:sz w:val="28"/>
-          <w:szCs w:val="20"/>
-        </w:rPr>
-      </w:pPr>
-    </w:p>
-    <w:p>
-      <w:pPr>
-        <w:jc w:val="center"/>
-        <w:rPr>
-          <w:sz w:val="36"/>
-        </w:rPr>
-      </w:pPr>
-    </w:p>
-    <w:p>
-      <w:pPr>
-        <w:jc w:val="center"/>
-        <w:rPr>
+          <w:rFonts w:hint="eastAsia"/>
           <w:sz w:val="36"/>
         </w:rPr>
         <w:sectPr>
